--- a/lab3/report/ЛР3_Aкмурзин.docx
+++ b/lab3/report/ЛР3_Aкмурзин.docx
@@ -1791,10 +1791,10 @@
             <v:path o:extrusionok="f" gradientshapeok="t" o:connecttype="rect"/>
             <o:lock v:ext="edit" aspectratio="t"/>
           </v:shapetype>
-          <v:shape id="_x0000_i1025" type="#_x0000_t75" alt="" style="width:10.2pt;height:14.4pt;mso-width-percent:0;mso-height-percent:0;mso-width-percent:0;mso-height-percent:0" o:ole="">
+          <v:shape id="_x0000_i1025" type="#_x0000_t75" alt="" style="width:10.3pt;height:14.55pt;mso-width-percent:0;mso-height-percent:0;mso-width-percent:0;mso-height-percent:0" o:ole="">
             <v:imagedata r:id="rId5" o:title=""/>
           </v:shape>
-          <o:OLEObject Type="Embed" ProgID="Equation.3" ShapeID="_x0000_i1025" DrawAspect="Content" ObjectID="_1805704566" r:id="rId6"/>
+          <o:OLEObject Type="Embed" ProgID="Equation.3" ShapeID="_x0000_i1025" DrawAspect="Content" ObjectID="_1806133548" r:id="rId6"/>
         </w:object>
       </w:r>
       <w:r>
@@ -1806,10 +1806,10 @@
           <w:position w:val="-6"/>
         </w:rPr>
         <w:object w:dxaOrig="216" w:dyaOrig="324" w14:anchorId="1D1D7E1C">
-          <v:shape id="_x0000_i1026" type="#_x0000_t75" alt="" style="width:10.2pt;height:15.6pt;mso-width-percent:0;mso-height-percent:0;mso-width-percent:0;mso-height-percent:0" o:ole="">
+          <v:shape id="_x0000_i1026" type="#_x0000_t75" alt="" style="width:10.3pt;height:15.45pt;mso-width-percent:0;mso-height-percent:0;mso-width-percent:0;mso-height-percent:0" o:ole="">
             <v:imagedata r:id="rId7" o:title=""/>
           </v:shape>
-          <o:OLEObject Type="Embed" ProgID="Equation.3" ShapeID="_x0000_i1026" DrawAspect="Content" ObjectID="_1805704567" r:id="rId8"/>
+          <o:OLEObject Type="Embed" ProgID="Equation.3" ShapeID="_x0000_i1026" DrawAspect="Content" ObjectID="_1806133549" r:id="rId8"/>
         </w:object>
       </w:r>
       <w:r>
@@ -3226,6 +3226,7 @@
           <w:lang w:bidi="en-US"/>
         </w:rPr>
       </w:pPr>
+      <w:proofErr w:type="spellStart"/>
       <w:r>
         <w:rPr>
           <w:rFonts w:ascii="Times New Roman" w:eastAsia="Times New Roman" w:hAnsi="Times New Roman" w:cs="Times New Roman"/>
@@ -3233,7 +3234,17 @@
           <w:szCs w:val="28"/>
           <w:lang w:bidi="en-US"/>
         </w:rPr>
-        <w:t>Дискретизируем систему. Для начала введем сетку:</w:t>
+        <w:t>Дискретизируем</w:t>
+      </w:r>
+      <w:proofErr w:type="spellEnd"/>
+      <w:r>
+        <w:rPr>
+          <w:rFonts w:ascii="Times New Roman" w:eastAsia="Times New Roman" w:hAnsi="Times New Roman" w:cs="Times New Roman"/>
+          <w:sz w:val="28"/>
+          <w:szCs w:val="28"/>
+          <w:lang w:bidi="en-US"/>
+        </w:rPr>
+        <w:t xml:space="preserve"> систему. Для начала введем сетку:</w:t>
       </w:r>
     </w:p>
     <w:p>
@@ -9977,6 +9988,7 @@
           <w:lang w:bidi="en-US"/>
         </w:rPr>
       </w:pPr>
+      <w:proofErr w:type="spellStart"/>
       <w:r>
         <w:rPr>
           <w:rFonts w:ascii="Times New Roman" w:eastAsia="Times New Roman" w:hAnsi="Times New Roman" w:cs="Times New Roman"/>
@@ -9984,7 +9996,17 @@
           <w:szCs w:val="28"/>
           <w:lang w:bidi="en-US"/>
         </w:rPr>
-        <w:t>Дискретизируем систему</w:t>
+        <w:t>Дискретизируем</w:t>
+      </w:r>
+      <w:proofErr w:type="spellEnd"/>
+      <w:r>
+        <w:rPr>
+          <w:rFonts w:ascii="Times New Roman" w:eastAsia="Times New Roman" w:hAnsi="Times New Roman" w:cs="Times New Roman"/>
+          <w:sz w:val="28"/>
+          <w:szCs w:val="28"/>
+          <w:lang w:bidi="en-US"/>
+        </w:rPr>
+        <w:t xml:space="preserve"> систему</w:t>
       </w:r>
     </w:p>
     <w:p>
@@ -13616,7 +13638,7 @@
             <w:sz w:val="28"/>
             <w:szCs w:val="28"/>
           </w:rPr>
-          <m:t>4</m:t>
+          <m:t>10</m:t>
         </m:r>
         <m:r>
           <w:rPr>
@@ -13642,23 +13664,7 @@
             <w:sz w:val="28"/>
             <w:szCs w:val="28"/>
           </w:rPr>
-          <m:t>k=</m:t>
-        </m:r>
-        <m:r>
-          <w:rPr>
-            <w:rFonts w:ascii="Cambria Math" w:hAnsi="Cambria Math"/>
-            <w:sz w:val="28"/>
-            <w:szCs w:val="28"/>
-          </w:rPr>
-          <m:t>1</m:t>
-        </m:r>
-        <m:r>
-          <w:rPr>
-            <w:rFonts w:ascii="Cambria Math" w:hAnsi="Cambria Math"/>
-            <w:sz w:val="28"/>
-            <w:szCs w:val="28"/>
-          </w:rPr>
-          <m:t>0,</m:t>
+          <m:t>k=10,</m:t>
         </m:r>
         <m:r>
           <m:rPr>
@@ -13707,15 +13713,7 @@
             <w:sz w:val="28"/>
             <w:szCs w:val="28"/>
           </w:rPr>
-          <m:t>=0.</m:t>
-        </m:r>
-        <m:r>
-          <w:rPr>
-            <w:rFonts w:ascii="Cambria Math" w:hAnsi="Cambria Math"/>
-            <w:sz w:val="28"/>
-            <w:szCs w:val="28"/>
-          </w:rPr>
-          <m:t>5</m:t>
+          <m:t>=0.5</m:t>
         </m:r>
       </m:oMath>
       <w:r>
@@ -13750,7 +13748,23 @@
             <w:sz w:val="28"/>
             <w:szCs w:val="28"/>
           </w:rPr>
-          <m:t>=5,</m:t>
+          <m:t>=</m:t>
+        </m:r>
+        <m:r>
+          <w:rPr>
+            <w:rFonts w:ascii="Cambria Math" w:hAnsi="Cambria Math"/>
+            <w:sz w:val="28"/>
+            <w:szCs w:val="28"/>
+          </w:rPr>
+          <m:t>10</m:t>
+        </m:r>
+        <m:r>
+          <w:rPr>
+            <w:rFonts w:ascii="Cambria Math" w:hAnsi="Cambria Math"/>
+            <w:sz w:val="28"/>
+            <w:szCs w:val="28"/>
+          </w:rPr>
+          <m:t>,</m:t>
         </m:r>
         <m:sSub>
           <m:sSubPr>
@@ -13790,7 +13804,23 @@
             <w:sz w:val="28"/>
             <w:szCs w:val="28"/>
           </w:rPr>
-          <m:t>=3,</m:t>
+          <m:t>=</m:t>
+        </m:r>
+        <m:r>
+          <w:rPr>
+            <w:rFonts w:ascii="Cambria Math" w:hAnsi="Cambria Math"/>
+            <w:sz w:val="28"/>
+            <w:szCs w:val="28"/>
+          </w:rPr>
+          <m:t>5</m:t>
+        </m:r>
+        <m:r>
+          <w:rPr>
+            <w:rFonts w:ascii="Cambria Math" w:hAnsi="Cambria Math"/>
+            <w:sz w:val="28"/>
+            <w:szCs w:val="28"/>
+          </w:rPr>
+          <m:t>,</m:t>
         </m:r>
       </m:oMath>
     </w:p>
@@ -13807,16 +13837,19 @@
       </w:pPr>
       <w:r>
         <w:rPr>
-          <w:rFonts w:ascii="Times New Roman" w:eastAsia="Times New Roman" w:hAnsi="Times New Roman" w:cs="Times New Roman"/>
-          <w:i/>
-          <w:sz w:val="28"/>
-          <w:szCs w:val="28"/>
+          <w:noProof/>
+        </w:rPr>
+        <w:t xml:space="preserve"> </w:t>
+      </w:r>
+      <w:r>
+        <w:rPr>
+          <w:noProof/>
         </w:rPr>
         <w:drawing>
-          <wp:inline distT="0" distB="0" distL="0" distR="0" wp14:anchorId="5310314D" wp14:editId="2727CEFE">
-            <wp:extent cx="4695694" cy="4358640"/>
-            <wp:effectExtent l="0" t="0" r="0" b="3810"/>
-            <wp:docPr id="11" name="Рисунок 11"/>
+          <wp:inline distT="0" distB="0" distL="0" distR="0" wp14:anchorId="713D85BD" wp14:editId="5333A0E9">
+            <wp:extent cx="6210300" cy="5984875"/>
+            <wp:effectExtent l="0" t="0" r="0" b="0"/>
+            <wp:docPr id="6" name="Рисунок 6"/>
             <wp:cNvGraphicFramePr>
               <a:graphicFrameLocks xmlns:a="http://schemas.openxmlformats.org/drawingml/2006/main" noChangeAspect="1"/>
             </wp:cNvGraphicFramePr>
@@ -13836,7 +13869,7 @@
                   <pic:spPr>
                     <a:xfrm>
                       <a:off x="0" y="0"/>
-                      <a:ext cx="4707494" cy="4369593"/>
+                      <a:ext cx="6210300" cy="5984875"/>
                     </a:xfrm>
                     <a:prstGeom prst="rect">
                       <a:avLst/>
@@ -13848,24 +13881,140 @@
           </wp:inline>
         </w:drawing>
       </w:r>
+    </w:p>
+    <w:p>
+      <w:pPr>
+        <w:spacing w:after="0" w:line="360" w:lineRule="auto"/>
+        <w:jc w:val="center"/>
+        <w:rPr>
+          <w:rFonts w:ascii="Times New Roman" w:eastAsiaTheme="minorEastAsia" w:hAnsi="Times New Roman" w:cs="Times New Roman"/>
+          <w:iCs/>
+          <w:sz w:val="28"/>
+          <w:szCs w:val="28"/>
+          <w:lang w:val="en-US"/>
+        </w:rPr>
+      </w:pPr>
       <w:r>
         <w:rPr>
-          <w:noProof/>
+          <w:rFonts w:ascii="Times New Roman" w:hAnsi="Times New Roman" w:cs="Times New Roman"/>
+          <w:iCs/>
+          <w:sz w:val="28"/>
+          <w:szCs w:val="28"/>
+        </w:rPr>
+        <w:t xml:space="preserve">Рисунок </w:t>
+      </w:r>
+      <w:r>
+        <w:rPr>
+          <w:rFonts w:ascii="Times New Roman" w:hAnsi="Times New Roman" w:cs="Times New Roman"/>
+          <w:iCs/>
+          <w:sz w:val="28"/>
+          <w:szCs w:val="28"/>
+        </w:rPr>
+        <w:t>1</w:t>
+      </w:r>
+      <w:r>
+        <w:rPr>
+          <w:rFonts w:ascii="Times New Roman" w:hAnsi="Times New Roman" w:cs="Times New Roman"/>
+          <w:iCs/>
+          <w:sz w:val="28"/>
+          <w:szCs w:val="28"/>
+        </w:rPr>
+        <w:t xml:space="preserve"> –</w:t>
+      </w:r>
+      <w:r>
+        <w:rPr>
+          <w:rFonts w:ascii="Cambria Math" w:hAnsi="Cambria Math"/>
+          <w:bCs/>
+          <w:i/>
+          <w:sz w:val="28"/>
+          <w:szCs w:val="28"/>
         </w:rPr>
         <w:t xml:space="preserve"> </w:t>
       </w:r>
+      <m:oMath>
+        <m:r>
+          <w:rPr>
+            <w:rFonts w:ascii="Cambria Math" w:hAnsi="Cambria Math"/>
+            <w:sz w:val="28"/>
+            <w:szCs w:val="28"/>
+          </w:rPr>
+          <m:t>ε</m:t>
+        </m:r>
+      </m:oMath>
       <w:r>
         <w:rPr>
-          <w:rFonts w:ascii="Times New Roman" w:eastAsia="Times New Roman" w:hAnsi="Times New Roman" w:cs="Times New Roman"/>
-          <w:i/>
-          <w:sz w:val="28"/>
-          <w:szCs w:val="28"/>
-        </w:rPr>
+          <w:rFonts w:ascii="Times New Roman" w:hAnsi="Times New Roman" w:cs="Times New Roman"/>
+          <w:iCs/>
+          <w:sz w:val="28"/>
+          <w:szCs w:val="28"/>
+        </w:rPr>
+        <w:t xml:space="preserve"> </w:t>
+      </w:r>
+      <m:oMath>
+        <m:r>
+          <w:rPr>
+            <w:rFonts w:ascii="Cambria Math" w:hAnsi="Cambria Math" w:cs="Times New Roman"/>
+            <w:sz w:val="28"/>
+            <w:szCs w:val="28"/>
+          </w:rPr>
+          <m:t>=0</m:t>
+        </m:r>
+      </m:oMath>
+      <w:r>
+        <w:rPr>
+          <w:rFonts w:ascii="Times New Roman" w:eastAsiaTheme="minorEastAsia" w:hAnsi="Times New Roman" w:cs="Times New Roman"/>
+          <w:iCs/>
+          <w:sz w:val="28"/>
+          <w:szCs w:val="28"/>
+        </w:rPr>
+        <w:t xml:space="preserve">, без </w:t>
+      </w:r>
+      <w:r>
+        <w:rPr>
+          <w:rFonts w:ascii="Times New Roman" w:eastAsiaTheme="minorEastAsia" w:hAnsi="Times New Roman" w:cs="Times New Roman"/>
+          <w:iCs/>
+          <w:sz w:val="28"/>
+          <w:szCs w:val="28"/>
+          <w:lang w:val="en-US"/>
+        </w:rPr>
+        <w:t>PML</w:t>
+      </w:r>
+    </w:p>
+    <w:p>
+      <w:pPr>
+        <w:spacing w:after="0" w:line="360" w:lineRule="auto"/>
+        <w:rPr>
+          <w:rFonts w:ascii="Times New Roman" w:eastAsiaTheme="minorEastAsia" w:hAnsi="Times New Roman" w:cs="Times New Roman"/>
+          <w:iCs/>
+          <w:sz w:val="28"/>
+          <w:szCs w:val="28"/>
+        </w:rPr>
+      </w:pPr>
+    </w:p>
+    <w:p>
+      <w:pPr>
+        <w:spacing w:after="0" w:line="360" w:lineRule="auto"/>
+        <w:jc w:val="center"/>
+        <w:rPr>
+          <w:rFonts w:ascii="Times New Roman" w:eastAsiaTheme="minorEastAsia" w:hAnsi="Times New Roman" w:cs="Times New Roman"/>
+          <w:iCs/>
+          <w:sz w:val="28"/>
+          <w:szCs w:val="28"/>
+        </w:rPr>
+      </w:pPr>
+      <w:r>
+        <w:rPr>
+          <w:rFonts w:ascii="Times New Roman" w:eastAsiaTheme="minorEastAsia" w:hAnsi="Times New Roman" w:cs="Times New Roman"/>
+          <w:iCs/>
+          <w:sz w:val="28"/>
+          <w:szCs w:val="28"/>
+        </w:rPr>
+        <w:lastRenderedPageBreak/>
         <w:drawing>
-          <wp:inline distT="0" distB="0" distL="0" distR="0" wp14:anchorId="520480F1" wp14:editId="7D8C5809">
-            <wp:extent cx="4373587" cy="3474720"/>
-            <wp:effectExtent l="0" t="0" r="8255" b="0"/>
-            <wp:docPr id="13" name="Рисунок 13"/>
+          <wp:inline distT="0" distB="0" distL="0" distR="0" wp14:anchorId="27DB5811" wp14:editId="15717590">
+            <wp:extent cx="5026880" cy="4808946"/>
+            <wp:effectExtent l="0" t="0" r="2540" b="0"/>
+            <wp:docPr id="8" name="Рисунок 8"/>
             <wp:cNvGraphicFramePr>
               <a:graphicFrameLocks xmlns:a="http://schemas.openxmlformats.org/drawingml/2006/main" noChangeAspect="1"/>
             </wp:cNvGraphicFramePr>
@@ -13885,7 +14034,7 @@
                   <pic:spPr>
                     <a:xfrm>
                       <a:off x="0" y="0"/>
-                      <a:ext cx="4386362" cy="3484869"/>
+                      <a:ext cx="5029594" cy="4811542"/>
                     </a:xfrm>
                     <a:prstGeom prst="rect">
                       <a:avLst/>
@@ -13926,7 +14075,7 @@
           <w:sz w:val="28"/>
           <w:szCs w:val="28"/>
         </w:rPr>
-        <w:t>1</w:t>
+        <w:t>2</w:t>
       </w:r>
       <w:r>
         <w:rPr>
@@ -13973,15 +14122,7 @@
             <w:sz w:val="28"/>
             <w:szCs w:val="28"/>
           </w:rPr>
-          <m:t>=</m:t>
-        </m:r>
-        <m:r>
-          <w:rPr>
-            <w:rFonts w:ascii="Cambria Math" w:hAnsi="Cambria Math" w:cs="Times New Roman"/>
-            <w:sz w:val="28"/>
-            <w:szCs w:val="28"/>
-          </w:rPr>
-          <m:t>0</m:t>
+          <m:t>=0</m:t>
         </m:r>
       </m:oMath>
       <w:r>
@@ -13991,7 +14132,17 @@
           <w:sz w:val="28"/>
           <w:szCs w:val="28"/>
         </w:rPr>
-        <w:t xml:space="preserve">, без </w:t>
+        <w:t xml:space="preserve">, </w:t>
+      </w:r>
+      <w:r>
+        <w:rPr>
+          <w:rFonts w:ascii="Times New Roman" w:eastAsiaTheme="minorEastAsia" w:hAnsi="Times New Roman" w:cs="Times New Roman"/>
+          <w:iCs/>
+          <w:sz w:val="28"/>
+          <w:szCs w:val="28"/>
+          <w:lang w:val="en-US"/>
+        </w:rPr>
+        <w:t xml:space="preserve">c </w:t>
       </w:r>
       <w:r>
         <w:rPr>
@@ -14013,6 +14164,7 @@
           <w:iCs/>
           <w:sz w:val="28"/>
           <w:szCs w:val="28"/>
+          <w:lang w:val="en-US"/>
         </w:rPr>
       </w:pPr>
       <w:r>
@@ -14022,12 +14174,11 @@
           <w:sz w:val="28"/>
           <w:szCs w:val="28"/>
         </w:rPr>
-        <w:lastRenderedPageBreak/>
         <w:drawing>
-          <wp:inline distT="0" distB="0" distL="0" distR="0" wp14:anchorId="4599E1F2" wp14:editId="5D24C99C">
-            <wp:extent cx="4541520" cy="4382581"/>
-            <wp:effectExtent l="0" t="0" r="0" b="0"/>
-            <wp:docPr id="12" name="Рисунок 12"/>
+          <wp:inline distT="0" distB="0" distL="0" distR="0" wp14:anchorId="6357C9D7" wp14:editId="669D1B3A">
+            <wp:extent cx="3735479" cy="3614783"/>
+            <wp:effectExtent l="0" t="0" r="0" b="5080"/>
+            <wp:docPr id="9" name="Рисунок 9"/>
             <wp:cNvGraphicFramePr>
               <a:graphicFrameLocks xmlns:a="http://schemas.openxmlformats.org/drawingml/2006/main" noChangeAspect="1"/>
             </wp:cNvGraphicFramePr>
@@ -14038,27 +14189,20 @@
                     <pic:cNvPr id="1" name=""/>
                     <pic:cNvPicPr/>
                   </pic:nvPicPr>
-                  <pic:blipFill rotWithShape="1">
+                  <pic:blipFill>
                     <a:blip r:embed="rId11"/>
-                    <a:srcRect l="4363"/>
-                    <a:stretch/>
+                    <a:stretch>
+                      <a:fillRect/>
+                    </a:stretch>
                   </pic:blipFill>
-                  <pic:spPr bwMode="auto">
+                  <pic:spPr>
                     <a:xfrm>
                       <a:off x="0" y="0"/>
-                      <a:ext cx="4555905" cy="4396462"/>
+                      <a:ext cx="3739627" cy="3618797"/>
                     </a:xfrm>
                     <a:prstGeom prst="rect">
                       <a:avLst/>
                     </a:prstGeom>
-                    <a:ln>
-                      <a:noFill/>
-                    </a:ln>
-                    <a:extLst>
-                      <a:ext uri="{53640926-AAD7-44D8-BBD7-CCE9431645EC}">
-                        <a14:shadowObscured xmlns:a14="http://schemas.microsoft.com/office/drawing/2010/main"/>
-                      </a:ext>
-                    </a:extLst>
                   </pic:spPr>
                 </pic:pic>
               </a:graphicData>
@@ -14076,20 +14220,180 @@
           <w:iCs/>
           <w:sz w:val="28"/>
           <w:szCs w:val="28"/>
+          <w:lang w:val="en-US"/>
         </w:rPr>
       </w:pPr>
       <w:r>
         <w:rPr>
+          <w:rFonts w:ascii="Times New Roman" w:hAnsi="Times New Roman" w:cs="Times New Roman"/>
+          <w:iCs/>
+          <w:sz w:val="28"/>
+          <w:szCs w:val="28"/>
+        </w:rPr>
+        <w:t>Рисунок</w:t>
+      </w:r>
+      <w:r>
+        <w:rPr>
+          <w:rFonts w:ascii="Times New Roman" w:hAnsi="Times New Roman" w:cs="Times New Roman"/>
+          <w:iCs/>
+          <w:sz w:val="28"/>
+          <w:szCs w:val="28"/>
+          <w:lang w:val="en-US"/>
+        </w:rPr>
+        <w:t xml:space="preserve"> </w:t>
+      </w:r>
+      <w:r>
+        <w:rPr>
+          <w:rFonts w:ascii="Times New Roman" w:hAnsi="Times New Roman" w:cs="Times New Roman"/>
+          <w:iCs/>
+          <w:sz w:val="28"/>
+          <w:szCs w:val="28"/>
+          <w:lang w:val="en-US"/>
+        </w:rPr>
+        <w:t>3</w:t>
+      </w:r>
+      <w:r>
+        <w:rPr>
+          <w:rFonts w:ascii="Times New Roman" w:hAnsi="Times New Roman" w:cs="Times New Roman"/>
+          <w:iCs/>
+          <w:sz w:val="28"/>
+          <w:szCs w:val="28"/>
+          <w:lang w:val="en-US"/>
+        </w:rPr>
+        <w:t xml:space="preserve"> –</w:t>
+      </w:r>
+      <w:r>
+        <w:rPr>
+          <w:rFonts w:ascii="Cambria Math" w:hAnsi="Cambria Math"/>
+          <w:bCs/>
+          <w:i/>
+          <w:sz w:val="28"/>
+          <w:szCs w:val="28"/>
+          <w:lang w:val="en-US"/>
+        </w:rPr>
+        <w:t xml:space="preserve"> </w:t>
+      </w:r>
+      <m:oMath>
+        <m:r>
+          <w:rPr>
+            <w:rFonts w:ascii="Cambria Math" w:hAnsi="Cambria Math"/>
+            <w:sz w:val="28"/>
+            <w:szCs w:val="28"/>
+          </w:rPr>
+          <m:t>ε</m:t>
+        </m:r>
+      </m:oMath>
+      <w:r>
+        <w:rPr>
+          <w:rFonts w:ascii="Times New Roman" w:hAnsi="Times New Roman" w:cs="Times New Roman"/>
+          <w:iCs/>
+          <w:sz w:val="28"/>
+          <w:szCs w:val="28"/>
+          <w:lang w:val="en-US"/>
+        </w:rPr>
+        <w:t xml:space="preserve"> </w:t>
+      </w:r>
+      <m:oMath>
+        <m:r>
+          <w:rPr>
+            <w:rFonts w:ascii="Cambria Math" w:hAnsi="Cambria Math" w:cs="Times New Roman"/>
+            <w:sz w:val="28"/>
+            <w:szCs w:val="28"/>
+            <w:lang w:val="en-US"/>
+          </w:rPr>
+          <m:t>=</m:t>
+        </m:r>
+        <m:sSup>
+          <m:sSupPr>
+            <m:ctrlPr>
+              <w:rPr>
+                <w:rFonts w:ascii="Cambria Math" w:eastAsiaTheme="minorEastAsia" w:hAnsi="Cambria Math" w:cs="Times New Roman"/>
+                <w:i/>
+                <w:sz w:val="28"/>
+                <w:szCs w:val="28"/>
+              </w:rPr>
+            </m:ctrlPr>
+          </m:sSupPr>
+          <m:e>
+            <m:r>
+              <w:rPr>
+                <w:rFonts w:ascii="Cambria Math" w:hAnsi="Cambria Math" w:cs="Times New Roman"/>
+                <w:sz w:val="28"/>
+                <w:szCs w:val="28"/>
+                <w:lang w:val="en-US"/>
+              </w:rPr>
+              <m:t>1</m:t>
+            </m:r>
+            <m:r>
+              <w:rPr>
+                <w:rFonts w:ascii="Cambria Math" w:eastAsiaTheme="minorEastAsia" w:hAnsi="Cambria Math" w:cs="Times New Roman"/>
+                <w:sz w:val="28"/>
+                <w:szCs w:val="28"/>
+                <w:lang w:val="en-US"/>
+              </w:rPr>
+              <m:t>0</m:t>
+            </m:r>
+          </m:e>
+          <m:sup>
+            <m:r>
+              <w:rPr>
+                <w:rFonts w:ascii="Cambria Math" w:eastAsiaTheme="minorEastAsia" w:hAnsi="Cambria Math" w:cs="Times New Roman"/>
+                <w:sz w:val="28"/>
+                <w:szCs w:val="28"/>
+                <w:lang w:val="en-US"/>
+              </w:rPr>
+              <m:t>-2</m:t>
+            </m:r>
+          </m:sup>
+        </m:sSup>
+      </m:oMath>
+      <w:r>
+        <w:rPr>
           <w:rFonts w:ascii="Times New Roman" w:eastAsiaTheme="minorEastAsia" w:hAnsi="Times New Roman" w:cs="Times New Roman"/>
           <w:iCs/>
           <w:sz w:val="28"/>
           <w:szCs w:val="28"/>
-        </w:rPr>
+          <w:lang w:val="en-US"/>
+        </w:rPr>
+        <w:t xml:space="preserve">, </w:t>
+      </w:r>
+      <w:r>
+        <w:rPr>
+          <w:rFonts w:ascii="Times New Roman" w:eastAsiaTheme="minorEastAsia" w:hAnsi="Times New Roman" w:cs="Times New Roman"/>
+          <w:iCs/>
+          <w:sz w:val="28"/>
+          <w:szCs w:val="28"/>
+          <w:lang w:val="en-US"/>
+        </w:rPr>
+        <w:t>c PML</w:t>
+      </w:r>
+    </w:p>
+    <w:p>
+      <w:pPr>
+        <w:spacing w:after="0" w:line="360" w:lineRule="auto"/>
+        <w:jc w:val="center"/>
+        <w:rPr>
+          <w:rFonts w:ascii="Times New Roman" w:eastAsiaTheme="minorEastAsia" w:hAnsi="Times New Roman" w:cs="Times New Roman"/>
+          <w:iCs/>
+          <w:sz w:val="28"/>
+          <w:szCs w:val="28"/>
+          <w:lang w:val="en-US"/>
+        </w:rPr>
+      </w:pPr>
+      <w:r>
+        <w:rPr>
+          <w:rFonts w:ascii="Times New Roman" w:eastAsiaTheme="minorEastAsia" w:hAnsi="Times New Roman" w:cs="Times New Roman"/>
+          <w:iCs/>
+          <w:sz w:val="28"/>
+          <w:szCs w:val="28"/>
+          <w:lang w:val="en-US"/>
+        </w:rPr>
+        <w:lastRenderedPageBreak/>
         <w:drawing>
-          <wp:inline distT="0" distB="0" distL="0" distR="0" wp14:anchorId="18B6EEF8" wp14:editId="212786B1">
-            <wp:extent cx="4975924" cy="3947160"/>
+          <wp:inline distT="0" distB="0" distL="0" distR="0" wp14:anchorId="0056E3CF" wp14:editId="096F5C3B">
+            <wp:extent cx="4923640" cy="4540522"/>
             <wp:effectExtent l="0" t="0" r="0" b="0"/>
-            <wp:docPr id="14" name="Рисунок 14"/>
+            <wp:docPr id="10" name="Рисунок 10"/>
             <wp:cNvGraphicFramePr>
               <a:graphicFrameLocks xmlns:a="http://schemas.openxmlformats.org/drawingml/2006/main" noChangeAspect="1"/>
             </wp:cNvGraphicFramePr>
@@ -14109,7 +14413,7 @@
                   <pic:spPr>
                     <a:xfrm>
                       <a:off x="0" y="0"/>
-                      <a:ext cx="4984685" cy="3954110"/>
+                      <a:ext cx="4926044" cy="4542739"/>
                     </a:xfrm>
                     <a:prstGeom prst="rect">
                       <a:avLst/>
@@ -14141,7 +14445,7 @@
           <w:sz w:val="28"/>
           <w:szCs w:val="28"/>
         </w:rPr>
-        <w:t xml:space="preserve">Рисунок </w:t>
+        <w:t>Рисунок</w:t>
       </w:r>
       <w:r>
         <w:rPr>
@@ -14149,17 +14453,9 @@
           <w:iCs/>
           <w:sz w:val="28"/>
           <w:szCs w:val="28"/>
-        </w:rPr>
-        <w:t>2</w:t>
-      </w:r>
-      <w:r>
-        <w:rPr>
-          <w:rFonts w:ascii="Times New Roman" w:hAnsi="Times New Roman" w:cs="Times New Roman"/>
-          <w:iCs/>
-          <w:sz w:val="28"/>
-          <w:szCs w:val="28"/>
-        </w:rPr>
-        <w:t xml:space="preserve"> –</w:t>
+          <w:lang w:val="en-US"/>
+        </w:rPr>
+        <w:t xml:space="preserve"> 3 –</w:t>
       </w:r>
       <w:r>
         <w:rPr>
@@ -14168,6 +14464,7 @@
           <w:i/>
           <w:sz w:val="28"/>
           <w:szCs w:val="28"/>
+          <w:lang w:val="en-US"/>
         </w:rPr>
         <w:t xml:space="preserve"> </w:t>
       </w:r>
@@ -14187,6 +14484,7 @@
           <w:iCs/>
           <w:sz w:val="28"/>
           <w:szCs w:val="28"/>
+          <w:lang w:val="en-US"/>
         </w:rPr>
         <w:t xml:space="preserve"> </w:t>
       </w:r>
@@ -14196,8 +14494,9 @@
             <w:rFonts w:ascii="Cambria Math" w:hAnsi="Cambria Math" w:cs="Times New Roman"/>
             <w:sz w:val="28"/>
             <w:szCs w:val="28"/>
+            <w:lang w:val="en-US"/>
           </w:rPr>
-          <m:t>=0</m:t>
+          <m:t>=1</m:t>
         </m:r>
       </m:oMath>
       <w:r>
@@ -14206,482 +14505,9 @@
           <w:iCs/>
           <w:sz w:val="28"/>
           <w:szCs w:val="28"/>
-        </w:rPr>
-        <w:t xml:space="preserve">, </w:t>
-      </w:r>
-      <w:r>
-        <w:rPr>
-          <w:rFonts w:ascii="Times New Roman" w:eastAsiaTheme="minorEastAsia" w:hAnsi="Times New Roman" w:cs="Times New Roman"/>
-          <w:iCs/>
-          <w:sz w:val="28"/>
-          <w:szCs w:val="28"/>
           <w:lang w:val="en-US"/>
         </w:rPr>
-        <w:t xml:space="preserve">c </w:t>
-      </w:r>
-      <w:r>
-        <w:rPr>
-          <w:rFonts w:ascii="Times New Roman" w:eastAsiaTheme="minorEastAsia" w:hAnsi="Times New Roman" w:cs="Times New Roman"/>
-          <w:iCs/>
-          <w:sz w:val="28"/>
-          <w:szCs w:val="28"/>
-          <w:lang w:val="en-US"/>
-        </w:rPr>
-        <w:t>PML</w:t>
-      </w:r>
-    </w:p>
-    <w:p>
-      <w:pPr>
-        <w:spacing w:after="0" w:line="360" w:lineRule="auto"/>
-        <w:jc w:val="center"/>
-        <w:rPr>
-          <w:rFonts w:ascii="Times New Roman" w:eastAsiaTheme="minorEastAsia" w:hAnsi="Times New Roman" w:cs="Times New Roman"/>
-          <w:iCs/>
-          <w:sz w:val="28"/>
-          <w:szCs w:val="28"/>
-        </w:rPr>
-      </w:pPr>
-      <w:r>
-        <w:rPr>
-          <w:rFonts w:ascii="Times New Roman" w:eastAsiaTheme="minorEastAsia" w:hAnsi="Times New Roman" w:cs="Times New Roman"/>
-          <w:iCs/>
-          <w:sz w:val="28"/>
-          <w:szCs w:val="28"/>
-          <w:lang w:val="en-US"/>
-        </w:rPr>
-        <w:lastRenderedPageBreak/>
-        <w:drawing>
-          <wp:inline distT="0" distB="0" distL="0" distR="0" wp14:anchorId="257E9749" wp14:editId="0E02DCE8">
-            <wp:extent cx="4701275" cy="4267200"/>
-            <wp:effectExtent l="0" t="0" r="4445" b="0"/>
-            <wp:docPr id="15" name="Рисунок 15"/>
-            <wp:cNvGraphicFramePr>
-              <a:graphicFrameLocks xmlns:a="http://schemas.openxmlformats.org/drawingml/2006/main" noChangeAspect="1"/>
-            </wp:cNvGraphicFramePr>
-            <a:graphic xmlns:a="http://schemas.openxmlformats.org/drawingml/2006/main">
-              <a:graphicData uri="http://schemas.openxmlformats.org/drawingml/2006/picture">
-                <pic:pic xmlns:pic="http://schemas.openxmlformats.org/drawingml/2006/picture">
-                  <pic:nvPicPr>
-                    <pic:cNvPr id="1" name=""/>
-                    <pic:cNvPicPr/>
-                  </pic:nvPicPr>
-                  <pic:blipFill>
-                    <a:blip r:embed="rId13"/>
-                    <a:stretch>
-                      <a:fillRect/>
-                    </a:stretch>
-                  </pic:blipFill>
-                  <pic:spPr>
-                    <a:xfrm>
-                      <a:off x="0" y="0"/>
-                      <a:ext cx="4712402" cy="4277300"/>
-                    </a:xfrm>
-                    <a:prstGeom prst="rect">
-                      <a:avLst/>
-                    </a:prstGeom>
-                  </pic:spPr>
-                </pic:pic>
-              </a:graphicData>
-            </a:graphic>
-          </wp:inline>
-        </w:drawing>
-      </w:r>
-    </w:p>
-    <w:p>
-      <w:pPr>
-        <w:spacing w:after="0" w:line="360" w:lineRule="auto"/>
-        <w:jc w:val="center"/>
-        <w:rPr>
-          <w:rFonts w:ascii="Times New Roman" w:eastAsiaTheme="minorEastAsia" w:hAnsi="Times New Roman" w:cs="Times New Roman"/>
-          <w:iCs/>
-          <w:sz w:val="28"/>
-          <w:szCs w:val="28"/>
-          <w:lang w:val="en-US"/>
-        </w:rPr>
-      </w:pPr>
-      <w:r>
-        <w:rPr>
-          <w:rFonts w:ascii="Times New Roman" w:eastAsiaTheme="minorEastAsia" w:hAnsi="Times New Roman" w:cs="Times New Roman"/>
-          <w:iCs/>
-          <w:sz w:val="28"/>
-          <w:szCs w:val="28"/>
-          <w:lang w:val="en-US"/>
-        </w:rPr>
-        <w:drawing>
-          <wp:inline distT="0" distB="0" distL="0" distR="0" wp14:anchorId="53058CDD" wp14:editId="6FB43BD5">
-            <wp:extent cx="5201831" cy="4038600"/>
-            <wp:effectExtent l="0" t="0" r="0" b="0"/>
-            <wp:docPr id="16" name="Рисунок 16"/>
-            <wp:cNvGraphicFramePr>
-              <a:graphicFrameLocks xmlns:a="http://schemas.openxmlformats.org/drawingml/2006/main" noChangeAspect="1"/>
-            </wp:cNvGraphicFramePr>
-            <a:graphic xmlns:a="http://schemas.openxmlformats.org/drawingml/2006/main">
-              <a:graphicData uri="http://schemas.openxmlformats.org/drawingml/2006/picture">
-                <pic:pic xmlns:pic="http://schemas.openxmlformats.org/drawingml/2006/picture">
-                  <pic:nvPicPr>
-                    <pic:cNvPr id="1" name=""/>
-                    <pic:cNvPicPr/>
-                  </pic:nvPicPr>
-                  <pic:blipFill>
-                    <a:blip r:embed="rId14"/>
-                    <a:stretch>
-                      <a:fillRect/>
-                    </a:stretch>
-                  </pic:blipFill>
-                  <pic:spPr>
-                    <a:xfrm>
-                      <a:off x="0" y="0"/>
-                      <a:ext cx="5209910" cy="4044872"/>
-                    </a:xfrm>
-                    <a:prstGeom prst="rect">
-                      <a:avLst/>
-                    </a:prstGeom>
-                  </pic:spPr>
-                </pic:pic>
-              </a:graphicData>
-            </a:graphic>
-          </wp:inline>
-        </w:drawing>
-      </w:r>
-    </w:p>
-    <w:p>
-      <w:pPr>
-        <w:spacing w:after="0" w:line="360" w:lineRule="auto"/>
-        <w:jc w:val="center"/>
-        <w:rPr>
-          <w:rFonts w:ascii="Times New Roman" w:eastAsiaTheme="minorEastAsia" w:hAnsi="Times New Roman" w:cs="Times New Roman"/>
-          <w:iCs/>
-          <w:sz w:val="28"/>
-          <w:szCs w:val="28"/>
-          <w:lang w:val="en-US"/>
-        </w:rPr>
-      </w:pPr>
-      <w:r>
-        <w:rPr>
-          <w:rFonts w:ascii="Times New Roman" w:hAnsi="Times New Roman" w:cs="Times New Roman"/>
-          <w:iCs/>
-          <w:sz w:val="28"/>
-          <w:szCs w:val="28"/>
-        </w:rPr>
-        <w:t xml:space="preserve">Рисунок </w:t>
-      </w:r>
-      <w:r>
-        <w:rPr>
-          <w:rFonts w:ascii="Times New Roman" w:hAnsi="Times New Roman" w:cs="Times New Roman"/>
-          <w:iCs/>
-          <w:sz w:val="28"/>
-          <w:szCs w:val="28"/>
-          <w:lang w:val="en-US"/>
-        </w:rPr>
-        <w:t>3</w:t>
-      </w:r>
-      <w:r>
-        <w:rPr>
-          <w:rFonts w:ascii="Times New Roman" w:hAnsi="Times New Roman" w:cs="Times New Roman"/>
-          <w:iCs/>
-          <w:sz w:val="28"/>
-          <w:szCs w:val="28"/>
-        </w:rPr>
-        <w:t xml:space="preserve"> –</w:t>
-      </w:r>
-      <w:r>
-        <w:rPr>
-          <w:rFonts w:ascii="Cambria Math" w:hAnsi="Cambria Math"/>
-          <w:bCs/>
-          <w:i/>
-          <w:sz w:val="28"/>
-          <w:szCs w:val="28"/>
-        </w:rPr>
         <w:t xml:space="preserve"> </w:t>
-      </w:r>
-      <m:oMath>
-        <m:r>
-          <w:rPr>
-            <w:rFonts w:ascii="Cambria Math" w:hAnsi="Cambria Math"/>
-            <w:sz w:val="28"/>
-            <w:szCs w:val="28"/>
-          </w:rPr>
-          <m:t>ε</m:t>
-        </m:r>
-      </m:oMath>
-      <w:r>
-        <w:rPr>
-          <w:rFonts w:ascii="Times New Roman" w:hAnsi="Times New Roman" w:cs="Times New Roman"/>
-          <w:iCs/>
-          <w:sz w:val="28"/>
-          <w:szCs w:val="28"/>
-        </w:rPr>
-        <w:t xml:space="preserve"> </w:t>
-      </w:r>
-      <m:oMath>
-        <m:r>
-          <w:rPr>
-            <w:rFonts w:ascii="Cambria Math" w:hAnsi="Cambria Math" w:cs="Times New Roman"/>
-            <w:sz w:val="28"/>
-            <w:szCs w:val="28"/>
-          </w:rPr>
-          <m:t>=</m:t>
-        </m:r>
-        <m:r>
-          <w:rPr>
-            <w:rFonts w:ascii="Cambria Math" w:hAnsi="Cambria Math" w:cs="Times New Roman"/>
-            <w:sz w:val="28"/>
-            <w:szCs w:val="28"/>
-          </w:rPr>
-          <m:t>1</m:t>
-        </m:r>
-      </m:oMath>
-      <w:r>
-        <w:rPr>
-          <w:rFonts w:ascii="Times New Roman" w:eastAsiaTheme="minorEastAsia" w:hAnsi="Times New Roman" w:cs="Times New Roman"/>
-          <w:iCs/>
-          <w:sz w:val="28"/>
-          <w:szCs w:val="28"/>
-        </w:rPr>
-        <w:t xml:space="preserve">, </w:t>
-      </w:r>
-      <w:r>
-        <w:rPr>
-          <w:rFonts w:ascii="Times New Roman" w:eastAsiaTheme="minorEastAsia" w:hAnsi="Times New Roman" w:cs="Times New Roman"/>
-          <w:iCs/>
-          <w:sz w:val="28"/>
-          <w:szCs w:val="28"/>
-          <w:lang w:val="en-US"/>
-        </w:rPr>
-        <w:t>c PML</w:t>
-      </w:r>
-    </w:p>
-    <w:p>
-      <w:pPr>
-        <w:spacing w:after="0" w:line="360" w:lineRule="auto"/>
-        <w:jc w:val="center"/>
-        <w:rPr>
-          <w:rFonts w:ascii="Times New Roman" w:eastAsiaTheme="minorEastAsia" w:hAnsi="Times New Roman" w:cs="Times New Roman"/>
-          <w:iCs/>
-          <w:sz w:val="28"/>
-          <w:szCs w:val="28"/>
-          <w:lang w:val="en-US"/>
-        </w:rPr>
-      </w:pPr>
-    </w:p>
-    <w:p>
-      <w:pPr>
-        <w:spacing w:after="0" w:line="360" w:lineRule="auto"/>
-        <w:jc w:val="center"/>
-        <w:rPr>
-          <w:rFonts w:ascii="Times New Roman" w:eastAsiaTheme="minorEastAsia" w:hAnsi="Times New Roman" w:cs="Times New Roman"/>
-          <w:iCs/>
-          <w:sz w:val="28"/>
-          <w:szCs w:val="28"/>
-          <w:lang w:val="en-US"/>
-        </w:rPr>
-      </w:pPr>
-    </w:p>
-    <w:p>
-      <w:pPr>
-        <w:spacing w:after="0" w:line="360" w:lineRule="auto"/>
-        <w:jc w:val="center"/>
-        <w:rPr>
-          <w:rFonts w:ascii="Times New Roman" w:eastAsiaTheme="minorEastAsia" w:hAnsi="Times New Roman" w:cs="Times New Roman"/>
-          <w:iCs/>
-          <w:sz w:val="28"/>
-          <w:szCs w:val="28"/>
-          <w:lang w:val="en-US"/>
-        </w:rPr>
-      </w:pPr>
-      <w:r>
-        <w:rPr>
-          <w:rFonts w:ascii="Times New Roman" w:eastAsiaTheme="minorEastAsia" w:hAnsi="Times New Roman" w:cs="Times New Roman"/>
-          <w:iCs/>
-          <w:sz w:val="28"/>
-          <w:szCs w:val="28"/>
-          <w:lang w:val="en-US"/>
-        </w:rPr>
-        <w:drawing>
-          <wp:inline distT="0" distB="0" distL="0" distR="0" wp14:anchorId="5368299B" wp14:editId="68B4EDC3">
-            <wp:extent cx="4419600" cy="4213533"/>
-            <wp:effectExtent l="0" t="0" r="0" b="0"/>
-            <wp:docPr id="18" name="Рисунок 18"/>
-            <wp:cNvGraphicFramePr>
-              <a:graphicFrameLocks xmlns:a="http://schemas.openxmlformats.org/drawingml/2006/main" noChangeAspect="1"/>
-            </wp:cNvGraphicFramePr>
-            <a:graphic xmlns:a="http://schemas.openxmlformats.org/drawingml/2006/main">
-              <a:graphicData uri="http://schemas.openxmlformats.org/drawingml/2006/picture">
-                <pic:pic xmlns:pic="http://schemas.openxmlformats.org/drawingml/2006/picture">
-                  <pic:nvPicPr>
-                    <pic:cNvPr id="1" name=""/>
-                    <pic:cNvPicPr/>
-                  </pic:nvPicPr>
-                  <pic:blipFill>
-                    <a:blip r:embed="rId15"/>
-                    <a:stretch>
-                      <a:fillRect/>
-                    </a:stretch>
-                  </pic:blipFill>
-                  <pic:spPr>
-                    <a:xfrm>
-                      <a:off x="0" y="0"/>
-                      <a:ext cx="4425832" cy="4219474"/>
-                    </a:xfrm>
-                    <a:prstGeom prst="rect">
-                      <a:avLst/>
-                    </a:prstGeom>
-                  </pic:spPr>
-                </pic:pic>
-              </a:graphicData>
-            </a:graphic>
-          </wp:inline>
-        </w:drawing>
-      </w:r>
-    </w:p>
-    <w:p>
-      <w:pPr>
-        <w:spacing w:after="0" w:line="360" w:lineRule="auto"/>
-        <w:jc w:val="center"/>
-        <w:rPr>
-          <w:rFonts w:ascii="Times New Roman" w:eastAsiaTheme="minorEastAsia" w:hAnsi="Times New Roman" w:cs="Times New Roman"/>
-          <w:iCs/>
-          <w:sz w:val="28"/>
-          <w:szCs w:val="28"/>
-        </w:rPr>
-      </w:pPr>
-      <w:r>
-        <w:rPr>
-          <w:rFonts w:ascii="Times New Roman" w:eastAsiaTheme="minorEastAsia" w:hAnsi="Times New Roman" w:cs="Times New Roman"/>
-          <w:iCs/>
-          <w:sz w:val="28"/>
-          <w:szCs w:val="28"/>
-        </w:rPr>
-        <w:drawing>
-          <wp:inline distT="0" distB="0" distL="0" distR="0" wp14:anchorId="02ED1028" wp14:editId="545E694F">
-            <wp:extent cx="5356860" cy="4275081"/>
-            <wp:effectExtent l="0" t="0" r="0" b="0"/>
-            <wp:docPr id="17" name="Рисунок 17"/>
-            <wp:cNvGraphicFramePr>
-              <a:graphicFrameLocks xmlns:a="http://schemas.openxmlformats.org/drawingml/2006/main" noChangeAspect="1"/>
-            </wp:cNvGraphicFramePr>
-            <a:graphic xmlns:a="http://schemas.openxmlformats.org/drawingml/2006/main">
-              <a:graphicData uri="http://schemas.openxmlformats.org/drawingml/2006/picture">
-                <pic:pic xmlns:pic="http://schemas.openxmlformats.org/drawingml/2006/picture">
-                  <pic:nvPicPr>
-                    <pic:cNvPr id="1" name=""/>
-                    <pic:cNvPicPr/>
-                  </pic:nvPicPr>
-                  <pic:blipFill>
-                    <a:blip r:embed="rId16"/>
-                    <a:stretch>
-                      <a:fillRect/>
-                    </a:stretch>
-                  </pic:blipFill>
-                  <pic:spPr>
-                    <a:xfrm>
-                      <a:off x="0" y="0"/>
-                      <a:ext cx="5360153" cy="4277709"/>
-                    </a:xfrm>
-                    <a:prstGeom prst="rect">
-                      <a:avLst/>
-                    </a:prstGeom>
-                  </pic:spPr>
-                </pic:pic>
-              </a:graphicData>
-            </a:graphic>
-          </wp:inline>
-        </w:drawing>
-      </w:r>
-    </w:p>
-    <w:p>
-      <w:pPr>
-        <w:spacing w:after="0" w:line="360" w:lineRule="auto"/>
-        <w:jc w:val="center"/>
-        <w:rPr>
-          <w:rFonts w:ascii="Times New Roman" w:eastAsiaTheme="minorEastAsia" w:hAnsi="Times New Roman" w:cs="Times New Roman"/>
-          <w:iCs/>
-          <w:sz w:val="28"/>
-          <w:szCs w:val="28"/>
-        </w:rPr>
-      </w:pPr>
-      <w:r>
-        <w:rPr>
-          <w:rFonts w:ascii="Times New Roman" w:hAnsi="Times New Roman" w:cs="Times New Roman"/>
-          <w:iCs/>
-          <w:sz w:val="28"/>
-          <w:szCs w:val="28"/>
-        </w:rPr>
-        <w:t xml:space="preserve">Рисунок </w:t>
-      </w:r>
-      <w:r>
-        <w:rPr>
-          <w:rFonts w:ascii="Times New Roman" w:hAnsi="Times New Roman" w:cs="Times New Roman"/>
-          <w:iCs/>
-          <w:sz w:val="28"/>
-          <w:szCs w:val="28"/>
-        </w:rPr>
-        <w:t>3</w:t>
-      </w:r>
-      <w:r>
-        <w:rPr>
-          <w:rFonts w:ascii="Times New Roman" w:hAnsi="Times New Roman" w:cs="Times New Roman"/>
-          <w:iCs/>
-          <w:sz w:val="28"/>
-          <w:szCs w:val="28"/>
-        </w:rPr>
-        <w:t xml:space="preserve"> –</w:t>
-      </w:r>
-      <w:r>
-        <w:rPr>
-          <w:rFonts w:ascii="Cambria Math" w:hAnsi="Cambria Math"/>
-          <w:bCs/>
-          <w:i/>
-          <w:sz w:val="28"/>
-          <w:szCs w:val="28"/>
-        </w:rPr>
-        <w:t xml:space="preserve"> </w:t>
-      </w:r>
-      <m:oMath>
-        <m:r>
-          <w:rPr>
-            <w:rFonts w:ascii="Cambria Math" w:hAnsi="Cambria Math"/>
-            <w:sz w:val="28"/>
-            <w:szCs w:val="28"/>
-          </w:rPr>
-          <m:t>ε</m:t>
-        </m:r>
-      </m:oMath>
-      <w:r>
-        <w:rPr>
-          <w:rFonts w:ascii="Times New Roman" w:hAnsi="Times New Roman" w:cs="Times New Roman"/>
-          <w:iCs/>
-          <w:sz w:val="28"/>
-          <w:szCs w:val="28"/>
-        </w:rPr>
-        <w:t xml:space="preserve"> </w:t>
-      </w:r>
-      <m:oMath>
-        <m:r>
-          <w:rPr>
-            <w:rFonts w:ascii="Cambria Math" w:hAnsi="Cambria Math" w:cs="Times New Roman"/>
-            <w:sz w:val="28"/>
-            <w:szCs w:val="28"/>
-          </w:rPr>
-          <m:t>=1</m:t>
-        </m:r>
-        <m:r>
-          <w:rPr>
-            <w:rFonts w:ascii="Cambria Math" w:hAnsi="Cambria Math" w:cs="Times New Roman"/>
-            <w:sz w:val="28"/>
-            <w:szCs w:val="28"/>
-          </w:rPr>
-          <m:t>e-5</m:t>
-        </m:r>
-      </m:oMath>
-      <w:r>
-        <w:rPr>
-          <w:rFonts w:ascii="Times New Roman" w:eastAsiaTheme="minorEastAsia" w:hAnsi="Times New Roman" w:cs="Times New Roman"/>
-          <w:iCs/>
-          <w:sz w:val="28"/>
-          <w:szCs w:val="28"/>
-        </w:rPr>
-        <w:t xml:space="preserve">, </w:t>
       </w:r>
       <w:r>
         <w:rPr>
@@ -14699,6 +14525,7 @@
           <w:iCs/>
           <w:sz w:val="28"/>
           <w:szCs w:val="28"/>
+          <w:lang w:val="en-US"/>
         </w:rPr>
         <w:t xml:space="preserve"> </w:t>
       </w:r>
@@ -14736,7 +14563,6 @@
           <w:szCs w:val="28"/>
           <w:lang w:eastAsia="ru-RU"/>
         </w:rPr>
-        <w:lastRenderedPageBreak/>
         <w:t xml:space="preserve">Параметр </w:t>
       </w:r>
       <m:oMath>
@@ -14778,7 +14604,23 @@
             <w:sz w:val="28"/>
             <w:szCs w:val="28"/>
           </w:rPr>
-          <m:t>N=400,</m:t>
+          <m:t>N=</m:t>
+        </m:r>
+        <m:r>
+          <w:rPr>
+            <w:rFonts w:ascii="Cambria Math" w:hAnsi="Cambria Math"/>
+            <w:sz w:val="28"/>
+            <w:szCs w:val="28"/>
+          </w:rPr>
+          <m:t>1000</m:t>
+        </m:r>
+        <m:r>
+          <w:rPr>
+            <w:rFonts w:ascii="Cambria Math" w:hAnsi="Cambria Math"/>
+            <w:sz w:val="28"/>
+            <w:szCs w:val="28"/>
+          </w:rPr>
+          <m:t>,</m:t>
         </m:r>
         <m:r>
           <m:rPr>
@@ -14880,7 +14722,23 @@
             <w:sz w:val="28"/>
             <w:szCs w:val="28"/>
           </w:rPr>
-          <m:t>=5,</m:t>
+          <m:t>=</m:t>
+        </m:r>
+        <m:r>
+          <w:rPr>
+            <w:rFonts w:ascii="Cambria Math" w:hAnsi="Cambria Math"/>
+            <w:sz w:val="28"/>
+            <w:szCs w:val="28"/>
+          </w:rPr>
+          <m:t>10</m:t>
+        </m:r>
+        <m:r>
+          <w:rPr>
+            <w:rFonts w:ascii="Cambria Math" w:hAnsi="Cambria Math"/>
+            <w:sz w:val="28"/>
+            <w:szCs w:val="28"/>
+          </w:rPr>
+          <m:t>,</m:t>
         </m:r>
         <m:sSub>
           <m:sSubPr>
@@ -14920,7 +14778,15 @@
             <w:sz w:val="28"/>
             <w:szCs w:val="28"/>
           </w:rPr>
-          <m:t>=3</m:t>
+          <m:t>=</m:t>
+        </m:r>
+        <m:r>
+          <w:rPr>
+            <w:rFonts w:ascii="Cambria Math" w:hAnsi="Cambria Math"/>
+            <w:sz w:val="28"/>
+            <w:szCs w:val="28"/>
+          </w:rPr>
+          <m:t>5</m:t>
         </m:r>
       </m:oMath>
     </w:p>
@@ -14940,11 +14806,362 @@
           <w:sz w:val="28"/>
           <w:szCs w:val="28"/>
         </w:rPr>
+        <w:lastRenderedPageBreak/>
         <w:drawing>
-          <wp:inline distT="0" distB="0" distL="0" distR="0" wp14:anchorId="7EE10786" wp14:editId="7F55AEFF">
-            <wp:extent cx="4352925" cy="4045495"/>
+          <wp:inline distT="0" distB="0" distL="0" distR="0" wp14:anchorId="2D9839EC" wp14:editId="709FAF17">
+            <wp:extent cx="4874419" cy="4289788"/>
+            <wp:effectExtent l="0" t="0" r="2540" b="0"/>
+            <wp:docPr id="19" name="Рисунок 19"/>
+            <wp:cNvGraphicFramePr>
+              <a:graphicFrameLocks xmlns:a="http://schemas.openxmlformats.org/drawingml/2006/main" noChangeAspect="1"/>
+            </wp:cNvGraphicFramePr>
+            <a:graphic xmlns:a="http://schemas.openxmlformats.org/drawingml/2006/main">
+              <a:graphicData uri="http://schemas.openxmlformats.org/drawingml/2006/picture">
+                <pic:pic xmlns:pic="http://schemas.openxmlformats.org/drawingml/2006/picture">
+                  <pic:nvPicPr>
+                    <pic:cNvPr id="1" name=""/>
+                    <pic:cNvPicPr/>
+                  </pic:nvPicPr>
+                  <pic:blipFill>
+                    <a:blip r:embed="rId13"/>
+                    <a:stretch>
+                      <a:fillRect/>
+                    </a:stretch>
+                  </pic:blipFill>
+                  <pic:spPr>
+                    <a:xfrm>
+                      <a:off x="0" y="0"/>
+                      <a:ext cx="4884250" cy="4298440"/>
+                    </a:xfrm>
+                    <a:prstGeom prst="rect">
+                      <a:avLst/>
+                    </a:prstGeom>
+                  </pic:spPr>
+                </pic:pic>
+              </a:graphicData>
+            </a:graphic>
+          </wp:inline>
+        </w:drawing>
+      </w:r>
+    </w:p>
+    <w:p>
+      <w:pPr>
+        <w:spacing w:after="0" w:line="360" w:lineRule="auto"/>
+        <w:jc w:val="center"/>
+        <w:rPr>
+          <w:rFonts w:ascii="Times New Roman" w:eastAsiaTheme="minorEastAsia" w:hAnsi="Times New Roman" w:cs="Times New Roman"/>
+          <w:iCs/>
+          <w:sz w:val="28"/>
+          <w:szCs w:val="28"/>
+        </w:rPr>
+      </w:pPr>
+      <w:r>
+        <w:rPr>
+          <w:rFonts w:ascii="Times New Roman" w:hAnsi="Times New Roman" w:cs="Times New Roman"/>
+          <w:iCs/>
+          <w:sz w:val="28"/>
+          <w:szCs w:val="28"/>
+        </w:rPr>
+        <w:t xml:space="preserve">Рисунок </w:t>
+      </w:r>
+      <w:r>
+        <w:rPr>
+          <w:rFonts w:ascii="Times New Roman" w:hAnsi="Times New Roman" w:cs="Times New Roman"/>
+          <w:iCs/>
+          <w:sz w:val="28"/>
+          <w:szCs w:val="28"/>
+          <w:lang w:val="en-US"/>
+        </w:rPr>
+        <w:t>4</w:t>
+      </w:r>
+      <w:r>
+        <w:rPr>
+          <w:rFonts w:ascii="Times New Roman" w:hAnsi="Times New Roman" w:cs="Times New Roman"/>
+          <w:iCs/>
+          <w:sz w:val="28"/>
+          <w:szCs w:val="28"/>
+        </w:rPr>
+        <w:t xml:space="preserve"> – </w:t>
+      </w:r>
+      <m:oMath>
+        <m:r>
+          <w:rPr>
+            <w:rFonts w:ascii="Cambria Math" w:hAnsi="Cambria Math" w:cs="Times New Roman"/>
+            <w:sz w:val="28"/>
+            <w:szCs w:val="28"/>
+          </w:rPr>
+          <m:t>k=</m:t>
+        </m:r>
+        <m:r>
+          <w:rPr>
+            <w:rFonts w:ascii="Cambria Math" w:hAnsi="Cambria Math" w:cs="Times New Roman"/>
+            <w:sz w:val="28"/>
+            <w:szCs w:val="28"/>
+          </w:rPr>
+          <m:t>10</m:t>
+        </m:r>
+      </m:oMath>
+    </w:p>
+    <w:p>
+      <w:pPr>
+        <w:spacing w:after="0" w:line="360" w:lineRule="auto"/>
+        <w:jc w:val="center"/>
+        <w:rPr>
+          <w:rFonts w:ascii="Times New Roman" w:eastAsia="Times New Roman" w:hAnsi="Times New Roman" w:cs="Times New Roman"/>
+          <w:i/>
+          <w:sz w:val="28"/>
+          <w:szCs w:val="28"/>
+        </w:rPr>
+      </w:pPr>
+      <w:r>
+        <w:rPr>
+          <w:rFonts w:ascii="Times New Roman" w:eastAsia="Times New Roman" w:hAnsi="Times New Roman" w:cs="Times New Roman"/>
+          <w:i/>
+          <w:sz w:val="28"/>
+          <w:szCs w:val="28"/>
+        </w:rPr>
+        <w:drawing>
+          <wp:inline distT="0" distB="0" distL="0" distR="0" wp14:anchorId="7A11F47A" wp14:editId="1C07B729">
+            <wp:extent cx="3853654" cy="3755934"/>
             <wp:effectExtent l="0" t="0" r="0" b="0"/>
-            <wp:docPr id="4" name="Рисунок 4"/>
+            <wp:docPr id="20" name="Рисунок 20"/>
+            <wp:cNvGraphicFramePr>
+              <a:graphicFrameLocks xmlns:a="http://schemas.openxmlformats.org/drawingml/2006/main" noChangeAspect="1"/>
+            </wp:cNvGraphicFramePr>
+            <a:graphic xmlns:a="http://schemas.openxmlformats.org/drawingml/2006/main">
+              <a:graphicData uri="http://schemas.openxmlformats.org/drawingml/2006/picture">
+                <pic:pic xmlns:pic="http://schemas.openxmlformats.org/drawingml/2006/picture">
+                  <pic:nvPicPr>
+                    <pic:cNvPr id="1" name=""/>
+                    <pic:cNvPicPr/>
+                  </pic:nvPicPr>
+                  <pic:blipFill>
+                    <a:blip r:embed="rId14"/>
+                    <a:stretch>
+                      <a:fillRect/>
+                    </a:stretch>
+                  </pic:blipFill>
+                  <pic:spPr>
+                    <a:xfrm>
+                      <a:off x="0" y="0"/>
+                      <a:ext cx="3856294" cy="3758507"/>
+                    </a:xfrm>
+                    <a:prstGeom prst="rect">
+                      <a:avLst/>
+                    </a:prstGeom>
+                  </pic:spPr>
+                </pic:pic>
+              </a:graphicData>
+            </a:graphic>
+          </wp:inline>
+        </w:drawing>
+      </w:r>
+    </w:p>
+    <w:p>
+      <w:pPr>
+        <w:spacing w:after="0" w:line="360" w:lineRule="auto"/>
+        <w:jc w:val="center"/>
+        <w:rPr>
+          <w:rFonts w:ascii="Times New Roman" w:eastAsia="Times New Roman" w:hAnsi="Times New Roman" w:cs="Times New Roman"/>
+          <w:i/>
+          <w:sz w:val="28"/>
+          <w:szCs w:val="28"/>
+          <w:lang w:val="en-US"/>
+        </w:rPr>
+      </w:pPr>
+      <w:r>
+        <w:rPr>
+          <w:rFonts w:ascii="Times New Roman" w:hAnsi="Times New Roman" w:cs="Times New Roman"/>
+          <w:iCs/>
+          <w:sz w:val="28"/>
+          <w:szCs w:val="28"/>
+        </w:rPr>
+        <w:t xml:space="preserve">Рисунок </w:t>
+      </w:r>
+      <w:r>
+        <w:rPr>
+          <w:rFonts w:ascii="Times New Roman" w:hAnsi="Times New Roman" w:cs="Times New Roman"/>
+          <w:iCs/>
+          <w:sz w:val="28"/>
+          <w:szCs w:val="28"/>
+          <w:lang w:val="en-US"/>
+        </w:rPr>
+        <w:t>5</w:t>
+      </w:r>
+      <w:r>
+        <w:rPr>
+          <w:rFonts w:ascii="Times New Roman" w:hAnsi="Times New Roman" w:cs="Times New Roman"/>
+          <w:iCs/>
+          <w:sz w:val="28"/>
+          <w:szCs w:val="28"/>
+        </w:rPr>
+        <w:t xml:space="preserve"> – </w:t>
+      </w:r>
+      <m:oMath>
+        <m:r>
+          <w:rPr>
+            <w:rFonts w:ascii="Cambria Math" w:hAnsi="Cambria Math" w:cs="Times New Roman"/>
+            <w:sz w:val="28"/>
+            <w:szCs w:val="28"/>
+          </w:rPr>
+          <m:t>k=1</m:t>
+        </m:r>
+        <m:r>
+          <w:rPr>
+            <w:rFonts w:ascii="Cambria Math" w:eastAsiaTheme="minorEastAsia" w:hAnsi="Cambria Math" w:cs="Times New Roman"/>
+            <w:sz w:val="28"/>
+            <w:szCs w:val="28"/>
+            <w:lang w:val="en-US"/>
+          </w:rPr>
+          <m:t>5</m:t>
+        </m:r>
+      </m:oMath>
+    </w:p>
+    <w:p>
+      <w:pPr>
+        <w:spacing w:after="0" w:line="360" w:lineRule="auto"/>
+        <w:rPr>
+          <w:rFonts w:ascii="Times New Roman" w:eastAsia="Times New Roman" w:hAnsi="Times New Roman" w:cs="Times New Roman"/>
+          <w:sz w:val="28"/>
+          <w:szCs w:val="28"/>
+        </w:rPr>
+      </w:pPr>
+    </w:p>
+    <w:p>
+      <w:pPr>
+        <w:spacing w:after="0" w:line="360" w:lineRule="auto"/>
+        <w:jc w:val="center"/>
+        <w:rPr>
+          <w:rFonts w:ascii="Times New Roman" w:hAnsi="Times New Roman" w:cs="Times New Roman"/>
+          <w:iCs/>
+          <w:sz w:val="28"/>
+          <w:szCs w:val="28"/>
+        </w:rPr>
+      </w:pPr>
+      <w:r>
+        <w:rPr>
+          <w:rFonts w:ascii="Times New Roman" w:hAnsi="Times New Roman" w:cs="Times New Roman"/>
+          <w:iCs/>
+          <w:sz w:val="28"/>
+          <w:szCs w:val="28"/>
+        </w:rPr>
+        <w:lastRenderedPageBreak/>
+        <w:drawing>
+          <wp:inline distT="0" distB="0" distL="0" distR="0" wp14:anchorId="01512A6D" wp14:editId="05E4021D">
+            <wp:extent cx="4299857" cy="4108605"/>
+            <wp:effectExtent l="0" t="0" r="5715" b="6350"/>
+            <wp:docPr id="22" name="Рисунок 22"/>
+            <wp:cNvGraphicFramePr>
+              <a:graphicFrameLocks xmlns:a="http://schemas.openxmlformats.org/drawingml/2006/main" noChangeAspect="1"/>
+            </wp:cNvGraphicFramePr>
+            <a:graphic xmlns:a="http://schemas.openxmlformats.org/drawingml/2006/main">
+              <a:graphicData uri="http://schemas.openxmlformats.org/drawingml/2006/picture">
+                <pic:pic xmlns:pic="http://schemas.openxmlformats.org/drawingml/2006/picture">
+                  <pic:nvPicPr>
+                    <pic:cNvPr id="1" name=""/>
+                    <pic:cNvPicPr/>
+                  </pic:nvPicPr>
+                  <pic:blipFill>
+                    <a:blip r:embed="rId15"/>
+                    <a:stretch>
+                      <a:fillRect/>
+                    </a:stretch>
+                  </pic:blipFill>
+                  <pic:spPr>
+                    <a:xfrm>
+                      <a:off x="0" y="0"/>
+                      <a:ext cx="4311957" cy="4120167"/>
+                    </a:xfrm>
+                    <a:prstGeom prst="rect">
+                      <a:avLst/>
+                    </a:prstGeom>
+                  </pic:spPr>
+                </pic:pic>
+              </a:graphicData>
+            </a:graphic>
+          </wp:inline>
+        </w:drawing>
+      </w:r>
+    </w:p>
+    <w:p>
+      <w:pPr>
+        <w:spacing w:after="0" w:line="360" w:lineRule="auto"/>
+        <w:jc w:val="center"/>
+        <w:rPr>
+          <w:rFonts w:ascii="Times New Roman" w:eastAsiaTheme="minorEastAsia" w:hAnsi="Times New Roman" w:cs="Times New Roman"/>
+          <w:sz w:val="28"/>
+          <w:szCs w:val="28"/>
+        </w:rPr>
+      </w:pPr>
+      <w:r>
+        <w:rPr>
+          <w:rFonts w:ascii="Times New Roman" w:hAnsi="Times New Roman" w:cs="Times New Roman"/>
+          <w:iCs/>
+          <w:sz w:val="28"/>
+          <w:szCs w:val="28"/>
+        </w:rPr>
+        <w:t xml:space="preserve">Рисунок </w:t>
+      </w:r>
+      <w:r>
+        <w:rPr>
+          <w:rFonts w:ascii="Times New Roman" w:hAnsi="Times New Roman" w:cs="Times New Roman"/>
+          <w:iCs/>
+          <w:sz w:val="28"/>
+          <w:szCs w:val="28"/>
+        </w:rPr>
+        <w:t>6</w:t>
+      </w:r>
+      <w:r>
+        <w:rPr>
+          <w:rFonts w:ascii="Times New Roman" w:hAnsi="Times New Roman" w:cs="Times New Roman"/>
+          <w:iCs/>
+          <w:sz w:val="28"/>
+          <w:szCs w:val="28"/>
+        </w:rPr>
+        <w:t xml:space="preserve"> – </w:t>
+      </w:r>
+      <m:oMath>
+        <m:r>
+          <w:rPr>
+            <w:rFonts w:ascii="Cambria Math" w:hAnsi="Cambria Math" w:cs="Times New Roman"/>
+            <w:sz w:val="28"/>
+            <w:szCs w:val="28"/>
+          </w:rPr>
+          <m:t>k=</m:t>
+        </m:r>
+        <m:r>
+          <w:rPr>
+            <w:rFonts w:ascii="Cambria Math" w:hAnsi="Cambria Math" w:cs="Times New Roman"/>
+            <w:sz w:val="28"/>
+            <w:szCs w:val="28"/>
+          </w:rPr>
+          <m:t>17</m:t>
+        </m:r>
+      </m:oMath>
+    </w:p>
+    <w:p>
+      <w:pPr>
+        <w:spacing w:after="0" w:line="360" w:lineRule="auto"/>
+        <w:jc w:val="center"/>
+        <w:rPr>
+          <w:rFonts w:ascii="Times New Roman" w:eastAsia="Times New Roman" w:hAnsi="Times New Roman" w:cs="Times New Roman"/>
+          <w:i/>
+          <w:sz w:val="28"/>
+          <w:szCs w:val="28"/>
+        </w:rPr>
+      </w:pPr>
+      <w:r>
+        <w:rPr>
+          <w:rFonts w:ascii="Times New Roman" w:eastAsia="Times New Roman" w:hAnsi="Times New Roman" w:cs="Times New Roman"/>
+          <w:i/>
+          <w:sz w:val="28"/>
+          <w:szCs w:val="28"/>
+        </w:rPr>
+        <w:drawing>
+          <wp:inline distT="0" distB="0" distL="0" distR="0" wp14:anchorId="1B0FE97B" wp14:editId="1351C5B0">
+            <wp:extent cx="4223657" cy="4308698"/>
+            <wp:effectExtent l="0" t="0" r="5715" b="0"/>
+            <wp:docPr id="23" name="Рисунок 23"/>
             <wp:cNvGraphicFramePr>
               <a:graphicFrameLocks xmlns:a="http://schemas.openxmlformats.org/drawingml/2006/main" noChangeAspect="1"/>
             </wp:cNvGraphicFramePr>
@@ -14956,14 +15173,14 @@
                     <pic:cNvPicPr/>
                   </pic:nvPicPr>
                   <pic:blipFill rotWithShape="1">
-                    <a:blip r:embed="rId17"/>
-                    <a:srcRect l="4447"/>
+                    <a:blip r:embed="rId16"/>
+                    <a:srcRect l="8589"/>
                     <a:stretch/>
                   </pic:blipFill>
                   <pic:spPr bwMode="auto">
                     <a:xfrm>
                       <a:off x="0" y="0"/>
-                      <a:ext cx="4359806" cy="4051890"/>
+                      <a:ext cx="4242417" cy="4327836"/>
                     </a:xfrm>
                     <a:prstGeom prst="rect">
                       <a:avLst/>
@@ -14990,7 +15207,6 @@
         <w:jc w:val="center"/>
         <w:rPr>
           <w:rFonts w:ascii="Times New Roman" w:eastAsiaTheme="minorEastAsia" w:hAnsi="Times New Roman" w:cs="Times New Roman"/>
-          <w:iCs/>
           <w:sz w:val="28"/>
           <w:szCs w:val="28"/>
         </w:rPr>
@@ -15010,9 +15226,8 @@
           <w:iCs/>
           <w:sz w:val="28"/>
           <w:szCs w:val="28"/>
-          <w:lang w:val="en-US"/>
-        </w:rPr>
-        <w:t>4</w:t>
+        </w:rPr>
+        <w:t>6</w:t>
       </w:r>
       <w:r>
         <w:rPr>
@@ -15038,7 +15253,7 @@
             <w:sz w:val="28"/>
             <w:szCs w:val="28"/>
           </w:rPr>
-          <m:t>5</m:t>
+          <m:t>19</m:t>
         </m:r>
       </m:oMath>
     </w:p>
@@ -15053,239 +15268,6 @@
           <w:szCs w:val="28"/>
         </w:rPr>
       </w:pPr>
-      <w:r>
-        <w:rPr>
-          <w:rFonts w:ascii="Times New Roman" w:eastAsia="Times New Roman" w:hAnsi="Times New Roman" w:cs="Times New Roman"/>
-          <w:i/>
-          <w:sz w:val="28"/>
-          <w:szCs w:val="28"/>
-        </w:rPr>
-        <w:drawing>
-          <wp:inline distT="0" distB="0" distL="0" distR="0" wp14:anchorId="7BF05090" wp14:editId="790646FF">
-            <wp:extent cx="4404360" cy="4135624"/>
-            <wp:effectExtent l="0" t="0" r="0" b="0"/>
-            <wp:docPr id="7" name="Рисунок 7"/>
-            <wp:cNvGraphicFramePr>
-              <a:graphicFrameLocks xmlns:a="http://schemas.openxmlformats.org/drawingml/2006/main" noChangeAspect="1"/>
-            </wp:cNvGraphicFramePr>
-            <a:graphic xmlns:a="http://schemas.openxmlformats.org/drawingml/2006/main">
-              <a:graphicData uri="http://schemas.openxmlformats.org/drawingml/2006/picture">
-                <pic:pic xmlns:pic="http://schemas.openxmlformats.org/drawingml/2006/picture">
-                  <pic:nvPicPr>
-                    <pic:cNvPr id="1" name=""/>
-                    <pic:cNvPicPr/>
-                  </pic:nvPicPr>
-                  <pic:blipFill rotWithShape="1">
-                    <a:blip r:embed="rId18"/>
-                    <a:srcRect l="1091" r="2386"/>
-                    <a:stretch/>
-                  </pic:blipFill>
-                  <pic:spPr bwMode="auto">
-                    <a:xfrm>
-                      <a:off x="0" y="0"/>
-                      <a:ext cx="4417975" cy="4148409"/>
-                    </a:xfrm>
-                    <a:prstGeom prst="rect">
-                      <a:avLst/>
-                    </a:prstGeom>
-                    <a:ln>
-                      <a:noFill/>
-                    </a:ln>
-                    <a:extLst>
-                      <a:ext uri="{53640926-AAD7-44D8-BBD7-CCE9431645EC}">
-                        <a14:shadowObscured xmlns:a14="http://schemas.microsoft.com/office/drawing/2010/main"/>
-                      </a:ext>
-                    </a:extLst>
-                  </pic:spPr>
-                </pic:pic>
-              </a:graphicData>
-            </a:graphic>
-          </wp:inline>
-        </w:drawing>
-      </w:r>
-    </w:p>
-    <w:p>
-      <w:pPr>
-        <w:spacing w:after="0" w:line="360" w:lineRule="auto"/>
-        <w:jc w:val="center"/>
-        <w:rPr>
-          <w:rFonts w:ascii="Times New Roman" w:eastAsia="Times New Roman" w:hAnsi="Times New Roman" w:cs="Times New Roman"/>
-          <w:i/>
-          <w:sz w:val="28"/>
-          <w:szCs w:val="28"/>
-        </w:rPr>
-      </w:pPr>
-      <w:r>
-        <w:rPr>
-          <w:rFonts w:ascii="Times New Roman" w:hAnsi="Times New Roman" w:cs="Times New Roman"/>
-          <w:iCs/>
-          <w:sz w:val="28"/>
-          <w:szCs w:val="28"/>
-        </w:rPr>
-        <w:lastRenderedPageBreak/>
-        <w:t xml:space="preserve">Рисунок </w:t>
-      </w:r>
-      <w:r>
-        <w:rPr>
-          <w:rFonts w:ascii="Times New Roman" w:hAnsi="Times New Roman" w:cs="Times New Roman"/>
-          <w:iCs/>
-          <w:sz w:val="28"/>
-          <w:szCs w:val="28"/>
-          <w:lang w:val="en-US"/>
-        </w:rPr>
-        <w:t>5</w:t>
-      </w:r>
-      <w:r>
-        <w:rPr>
-          <w:rFonts w:ascii="Times New Roman" w:hAnsi="Times New Roman" w:cs="Times New Roman"/>
-          <w:iCs/>
-          <w:sz w:val="28"/>
-          <w:szCs w:val="28"/>
-        </w:rPr>
-        <w:t xml:space="preserve"> – </w:t>
-      </w:r>
-      <m:oMath>
-        <m:r>
-          <w:rPr>
-            <w:rFonts w:ascii="Cambria Math" w:hAnsi="Cambria Math" w:cs="Times New Roman"/>
-            <w:sz w:val="28"/>
-            <w:szCs w:val="28"/>
-          </w:rPr>
-          <m:t>k=</m:t>
-        </m:r>
-        <m:r>
-          <w:rPr>
-            <w:rFonts w:ascii="Cambria Math" w:hAnsi="Cambria Math" w:cs="Times New Roman"/>
-            <w:sz w:val="28"/>
-            <w:szCs w:val="28"/>
-          </w:rPr>
-          <m:t>1</m:t>
-        </m:r>
-        <m:r>
-          <w:rPr>
-            <w:rFonts w:ascii="Cambria Math" w:hAnsi="Cambria Math" w:cs="Times New Roman"/>
-            <w:sz w:val="28"/>
-            <w:szCs w:val="28"/>
-          </w:rPr>
-          <m:t>0</m:t>
-        </m:r>
-      </m:oMath>
-    </w:p>
-    <w:p>
-      <w:pPr>
-        <w:spacing w:after="0" w:line="360" w:lineRule="auto"/>
-        <w:jc w:val="center"/>
-        <w:rPr>
-          <w:rFonts w:ascii="Times New Roman" w:eastAsia="Times New Roman" w:hAnsi="Times New Roman" w:cs="Times New Roman"/>
-          <w:sz w:val="28"/>
-          <w:szCs w:val="28"/>
-        </w:rPr>
-      </w:pPr>
-    </w:p>
-    <w:p>
-      <w:pPr>
-        <w:spacing w:after="0" w:line="360" w:lineRule="auto"/>
-        <w:jc w:val="center"/>
-        <w:rPr>
-          <w:rFonts w:ascii="Times New Roman" w:eastAsia="Times New Roman" w:hAnsi="Times New Roman" w:cs="Times New Roman"/>
-          <w:sz w:val="28"/>
-          <w:szCs w:val="28"/>
-        </w:rPr>
-      </w:pPr>
-      <w:r>
-        <w:rPr>
-          <w:rFonts w:ascii="Times New Roman" w:eastAsiaTheme="minorEastAsia" w:hAnsi="Times New Roman" w:cs="Times New Roman"/>
-          <w:iCs/>
-          <w:sz w:val="28"/>
-          <w:szCs w:val="28"/>
-          <w:lang w:val="en-US"/>
-        </w:rPr>
-        <w:drawing>
-          <wp:inline distT="0" distB="0" distL="0" distR="0" wp14:anchorId="4F9A089E" wp14:editId="63497E39">
-            <wp:extent cx="4105275" cy="3896232"/>
-            <wp:effectExtent l="0" t="0" r="0" b="9525"/>
-            <wp:docPr id="5" name="Рисунок 5"/>
-            <wp:cNvGraphicFramePr>
-              <a:graphicFrameLocks xmlns:a="http://schemas.openxmlformats.org/drawingml/2006/main" noChangeAspect="1"/>
-            </wp:cNvGraphicFramePr>
-            <a:graphic xmlns:a="http://schemas.openxmlformats.org/drawingml/2006/main">
-              <a:graphicData uri="http://schemas.openxmlformats.org/drawingml/2006/picture">
-                <pic:pic xmlns:pic="http://schemas.openxmlformats.org/drawingml/2006/picture">
-                  <pic:nvPicPr>
-                    <pic:cNvPr id="1" name=""/>
-                    <pic:cNvPicPr/>
-                  </pic:nvPicPr>
-                  <pic:blipFill>
-                    <a:blip r:embed="rId19"/>
-                    <a:stretch>
-                      <a:fillRect/>
-                    </a:stretch>
-                  </pic:blipFill>
-                  <pic:spPr>
-                    <a:xfrm>
-                      <a:off x="0" y="0"/>
-                      <a:ext cx="4121698" cy="3911819"/>
-                    </a:xfrm>
-                    <a:prstGeom prst="rect">
-                      <a:avLst/>
-                    </a:prstGeom>
-                  </pic:spPr>
-                </pic:pic>
-              </a:graphicData>
-            </a:graphic>
-          </wp:inline>
-        </w:drawing>
-      </w:r>
-    </w:p>
-    <w:p>
-      <w:pPr>
-        <w:spacing w:after="0" w:line="360" w:lineRule="auto"/>
-        <w:jc w:val="center"/>
-        <w:rPr>
-          <w:rFonts w:ascii="Times New Roman" w:eastAsia="Times New Roman" w:hAnsi="Times New Roman" w:cs="Times New Roman"/>
-          <w:i/>
-          <w:sz w:val="28"/>
-          <w:szCs w:val="28"/>
-        </w:rPr>
-      </w:pPr>
-      <w:r>
-        <w:rPr>
-          <w:rFonts w:ascii="Times New Roman" w:hAnsi="Times New Roman" w:cs="Times New Roman"/>
-          <w:iCs/>
-          <w:sz w:val="28"/>
-          <w:szCs w:val="28"/>
-        </w:rPr>
-        <w:t xml:space="preserve">Рисунок </w:t>
-      </w:r>
-      <w:r>
-        <w:rPr>
-          <w:rFonts w:ascii="Times New Roman" w:hAnsi="Times New Roman" w:cs="Times New Roman"/>
-          <w:iCs/>
-          <w:sz w:val="28"/>
-          <w:szCs w:val="28"/>
-          <w:lang w:val="en-US"/>
-        </w:rPr>
-        <w:t>6</w:t>
-      </w:r>
-      <w:r>
-        <w:rPr>
-          <w:rFonts w:ascii="Times New Roman" w:hAnsi="Times New Roman" w:cs="Times New Roman"/>
-          <w:iCs/>
-          <w:sz w:val="28"/>
-          <w:szCs w:val="28"/>
-        </w:rPr>
-        <w:t xml:space="preserve"> – </w:t>
-      </w:r>
-      <m:oMath>
-        <m:r>
-          <w:rPr>
-            <w:rFonts w:ascii="Cambria Math" w:hAnsi="Cambria Math" w:cs="Times New Roman"/>
-            <w:sz w:val="28"/>
-            <w:szCs w:val="28"/>
-          </w:rPr>
-          <m:t>k=20</m:t>
-        </m:r>
-      </m:oMath>
     </w:p>
     <w:p>
       <w:pPr>
@@ -15379,7 +15361,23 @@
             <w:sz w:val="28"/>
             <w:szCs w:val="28"/>
           </w:rPr>
-          <m:t>N=400,</m:t>
+          <m:t>N=</m:t>
+        </m:r>
+        <m:r>
+          <w:rPr>
+            <w:rFonts w:ascii="Cambria Math" w:hAnsi="Cambria Math"/>
+            <w:sz w:val="28"/>
+            <w:szCs w:val="28"/>
+          </w:rPr>
+          <m:t>10</m:t>
+        </m:r>
+        <m:r>
+          <w:rPr>
+            <w:rFonts w:ascii="Cambria Math" w:hAnsi="Cambria Math"/>
+            <w:sz w:val="28"/>
+            <w:szCs w:val="28"/>
+          </w:rPr>
+          <m:t>00,</m:t>
         </m:r>
         <m:r>
           <m:rPr>
@@ -15414,7 +15412,23 @@
             <w:sz w:val="28"/>
             <w:szCs w:val="28"/>
           </w:rPr>
-          <m:t>=5,</m:t>
+          <m:t>=</m:t>
+        </m:r>
+        <m:r>
+          <w:rPr>
+            <w:rFonts w:ascii="Cambria Math" w:hAnsi="Cambria Math"/>
+            <w:sz w:val="28"/>
+            <w:szCs w:val="28"/>
+          </w:rPr>
+          <m:t>10</m:t>
+        </m:r>
+        <m:r>
+          <w:rPr>
+            <w:rFonts w:ascii="Cambria Math" w:hAnsi="Cambria Math"/>
+            <w:sz w:val="28"/>
+            <w:szCs w:val="28"/>
+          </w:rPr>
+          <m:t>,</m:t>
         </m:r>
         <m:sSub>
           <m:sSubPr>
@@ -15454,7 +15468,7 @@
             <w:sz w:val="28"/>
             <w:szCs w:val="28"/>
           </w:rPr>
-          <m:t>=3,</m:t>
+          <m:t>=</m:t>
         </m:r>
         <m:r>
           <w:rPr>
@@ -15462,7 +15476,31 @@
             <w:sz w:val="28"/>
             <w:szCs w:val="28"/>
           </w:rPr>
-          <m:t xml:space="preserve"> k=20</m:t>
+          <m:t>5</m:t>
+        </m:r>
+        <m:r>
+          <w:rPr>
+            <w:rFonts w:ascii="Cambria Math" w:hAnsi="Cambria Math"/>
+            <w:sz w:val="28"/>
+            <w:szCs w:val="28"/>
+          </w:rPr>
+          <m:t>, k=</m:t>
+        </m:r>
+        <m:r>
+          <w:rPr>
+            <w:rFonts w:ascii="Cambria Math" w:hAnsi="Cambria Math"/>
+            <w:sz w:val="28"/>
+            <w:szCs w:val="28"/>
+          </w:rPr>
+          <m:t>1</m:t>
+        </m:r>
+        <m:r>
+          <w:rPr>
+            <w:rFonts w:ascii="Cambria Math" w:hAnsi="Cambria Math"/>
+            <w:sz w:val="28"/>
+            <w:szCs w:val="28"/>
+          </w:rPr>
+          <m:t>0</m:t>
         </m:r>
       </m:oMath>
     </w:p>
@@ -15484,11 +15522,10 @@
           <w:sz w:val="28"/>
           <w:szCs w:val="28"/>
         </w:rPr>
-        <w:lastRenderedPageBreak/>
         <w:drawing>
-          <wp:inline distT="0" distB="0" distL="0" distR="0" wp14:anchorId="136EF2CC" wp14:editId="226548D7">
-            <wp:extent cx="4359366" cy="3865929"/>
-            <wp:effectExtent l="0" t="0" r="3175" b="1270"/>
+          <wp:inline distT="0" distB="0" distL="0" distR="0" wp14:anchorId="740CAD98" wp14:editId="39788A3D">
+            <wp:extent cx="4835922" cy="4558030"/>
+            <wp:effectExtent l="0" t="0" r="3175" b="0"/>
             <wp:docPr id="1" name="Рисунок 1"/>
             <wp:cNvGraphicFramePr>
               <a:graphicFrameLocks xmlns:a="http://schemas.openxmlformats.org/drawingml/2006/main" noChangeAspect="1"/>
@@ -15501,7 +15538,7 @@
                     <pic:cNvPicPr/>
                   </pic:nvPicPr>
                   <pic:blipFill>
-                    <a:blip r:embed="rId20"/>
+                    <a:blip r:embed="rId17"/>
                     <a:stretch>
                       <a:fillRect/>
                     </a:stretch>
@@ -15509,7 +15546,7 @@
                   <pic:spPr>
                     <a:xfrm>
                       <a:off x="0" y="0"/>
-                      <a:ext cx="4364067" cy="3870098"/>
+                      <a:ext cx="4838625" cy="4560578"/>
                     </a:xfrm>
                     <a:prstGeom prst="rect">
                       <a:avLst/>
@@ -15550,144 +15587,6 @@
           <w:szCs w:val="28"/>
         </w:rPr>
         <w:t xml:space="preserve">7 – </w:t>
-      </w:r>
-      <m:oMath>
-        <m:sSub>
-          <m:sSubPr>
-            <m:ctrlPr>
-              <w:rPr>
-                <w:rFonts w:ascii="Cambria Math" w:hAnsi="Cambria Math" w:cs="Times New Roman"/>
-                <w:i/>
-                <w:iCs/>
-                <w:sz w:val="28"/>
-                <w:szCs w:val="28"/>
-              </w:rPr>
-            </m:ctrlPr>
-          </m:sSubPr>
-          <m:e>
-            <m:r>
-              <w:rPr>
-                <w:rFonts w:ascii="Cambria Math" w:hAnsi="Cambria Math" w:cs="Times New Roman"/>
-                <w:sz w:val="28"/>
-                <w:szCs w:val="28"/>
-              </w:rPr>
-              <m:t>y</m:t>
-            </m:r>
-          </m:e>
-          <m:sub>
-            <m:r>
-              <w:rPr>
-                <w:rFonts w:ascii="Cambria Math" w:hAnsi="Cambria Math" w:cs="Times New Roman"/>
-                <w:sz w:val="28"/>
-                <w:szCs w:val="28"/>
-              </w:rPr>
-              <m:t>0</m:t>
-            </m:r>
-          </m:sub>
-        </m:sSub>
-        <m:r>
-          <w:rPr>
-            <w:rFonts w:ascii="Cambria Math" w:hAnsi="Cambria Math" w:cs="Times New Roman"/>
-            <w:sz w:val="28"/>
-            <w:szCs w:val="28"/>
-          </w:rPr>
-          <m:t>=1</m:t>
-        </m:r>
-      </m:oMath>
-    </w:p>
-    <w:p>
-      <w:pPr>
-        <w:spacing w:after="0" w:line="360" w:lineRule="auto"/>
-        <w:jc w:val="center"/>
-        <w:rPr>
-          <w:rFonts w:ascii="Times New Roman" w:eastAsiaTheme="minorEastAsia" w:hAnsi="Times New Roman" w:cs="Times New Roman"/>
-          <w:iCs/>
-          <w:sz w:val="28"/>
-          <w:szCs w:val="28"/>
-        </w:rPr>
-      </w:pPr>
-      <w:r>
-        <w:rPr>
-          <w:rFonts w:ascii="Times New Roman" w:eastAsiaTheme="minorEastAsia" w:hAnsi="Times New Roman" w:cs="Times New Roman"/>
-          <w:iCs/>
-          <w:sz w:val="28"/>
-          <w:szCs w:val="28"/>
-        </w:rPr>
-        <w:drawing>
-          <wp:inline distT="0" distB="0" distL="0" distR="0" wp14:anchorId="6BBAAD5B" wp14:editId="59591B2D">
-            <wp:extent cx="4351599" cy="4283075"/>
-            <wp:effectExtent l="0" t="0" r="0" b="3175"/>
-            <wp:docPr id="2" name="Рисунок 2"/>
-            <wp:cNvGraphicFramePr>
-              <a:graphicFrameLocks xmlns:a="http://schemas.openxmlformats.org/drawingml/2006/main" noChangeAspect="1"/>
-            </wp:cNvGraphicFramePr>
-            <a:graphic xmlns:a="http://schemas.openxmlformats.org/drawingml/2006/main">
-              <a:graphicData uri="http://schemas.openxmlformats.org/drawingml/2006/picture">
-                <pic:pic xmlns:pic="http://schemas.openxmlformats.org/drawingml/2006/picture">
-                  <pic:nvPicPr>
-                    <pic:cNvPr id="1" name=""/>
-                    <pic:cNvPicPr/>
-                  </pic:nvPicPr>
-                  <pic:blipFill>
-                    <a:blip r:embed="rId21"/>
-                    <a:stretch>
-                      <a:fillRect/>
-                    </a:stretch>
-                  </pic:blipFill>
-                  <pic:spPr>
-                    <a:xfrm>
-                      <a:off x="0" y="0"/>
-                      <a:ext cx="4356944" cy="4288336"/>
-                    </a:xfrm>
-                    <a:prstGeom prst="rect">
-                      <a:avLst/>
-                    </a:prstGeom>
-                  </pic:spPr>
-                </pic:pic>
-              </a:graphicData>
-            </a:graphic>
-          </wp:inline>
-        </w:drawing>
-      </w:r>
-    </w:p>
-    <w:p>
-      <w:pPr>
-        <w:spacing w:after="0" w:line="360" w:lineRule="auto"/>
-        <w:jc w:val="center"/>
-        <w:rPr>
-          <w:rFonts w:ascii="Times New Roman" w:eastAsiaTheme="minorEastAsia" w:hAnsi="Times New Roman" w:cs="Times New Roman"/>
-          <w:iCs/>
-          <w:sz w:val="28"/>
-          <w:szCs w:val="28"/>
-        </w:rPr>
-      </w:pPr>
-      <w:r>
-        <w:rPr>
-          <w:rFonts w:ascii="Times New Roman" w:hAnsi="Times New Roman" w:cs="Times New Roman"/>
-          <w:iCs/>
-          <w:sz w:val="28"/>
-          <w:szCs w:val="28"/>
-        </w:rPr>
-        <w:t xml:space="preserve">Рисунок </w:t>
-      </w:r>
-      <w:r>
-        <w:rPr>
-          <w:rFonts w:ascii="Times New Roman" w:hAnsi="Times New Roman" w:cs="Times New Roman"/>
-          <w:iCs/>
-          <w:sz w:val="28"/>
-          <w:szCs w:val="28"/>
-          <w:lang w:val="en-US"/>
-        </w:rPr>
-        <w:t>8</w:t>
-      </w:r>
-      <w:r>
-        <w:rPr>
-          <w:rFonts w:ascii="Times New Roman" w:hAnsi="Times New Roman" w:cs="Times New Roman"/>
-          <w:iCs/>
-          <w:sz w:val="28"/>
-          <w:szCs w:val="28"/>
-        </w:rPr>
-        <w:t xml:space="preserve"> – </w:t>
       </w:r>
       <m:oMath>
         <m:sSub>
@@ -15737,7 +15636,7 @@
             <w:sz w:val="28"/>
             <w:szCs w:val="28"/>
           </w:rPr>
-          <m:t>0.7</m:t>
+          <m:t>0.5</m:t>
         </m:r>
       </m:oMath>
     </w:p>
@@ -15758,14 +15657,152 @@
           <w:iCs/>
           <w:sz w:val="28"/>
           <w:szCs w:val="28"/>
-          <w:lang w:val="en-US"/>
         </w:rPr>
         <w:lastRenderedPageBreak/>
         <w:drawing>
-          <wp:inline distT="0" distB="0" distL="0" distR="0" wp14:anchorId="70E1E4B0" wp14:editId="5E788786">
-            <wp:extent cx="4105275" cy="3896232"/>
-            <wp:effectExtent l="0" t="0" r="0" b="9525"/>
-            <wp:docPr id="3" name="Рисунок 3"/>
+          <wp:inline distT="0" distB="0" distL="0" distR="0" wp14:anchorId="2C20B866" wp14:editId="5628ECED">
+            <wp:extent cx="4987383" cy="4750253"/>
+            <wp:effectExtent l="0" t="0" r="3810" b="0"/>
+            <wp:docPr id="24" name="Рисунок 24"/>
+            <wp:cNvGraphicFramePr>
+              <a:graphicFrameLocks xmlns:a="http://schemas.openxmlformats.org/drawingml/2006/main" noChangeAspect="1"/>
+            </wp:cNvGraphicFramePr>
+            <a:graphic xmlns:a="http://schemas.openxmlformats.org/drawingml/2006/main">
+              <a:graphicData uri="http://schemas.openxmlformats.org/drawingml/2006/picture">
+                <pic:pic xmlns:pic="http://schemas.openxmlformats.org/drawingml/2006/picture">
+                  <pic:nvPicPr>
+                    <pic:cNvPr id="1" name=""/>
+                    <pic:cNvPicPr/>
+                  </pic:nvPicPr>
+                  <pic:blipFill>
+                    <a:blip r:embed="rId18"/>
+                    <a:stretch>
+                      <a:fillRect/>
+                    </a:stretch>
+                  </pic:blipFill>
+                  <pic:spPr>
+                    <a:xfrm>
+                      <a:off x="0" y="0"/>
+                      <a:ext cx="4989875" cy="4752626"/>
+                    </a:xfrm>
+                    <a:prstGeom prst="rect">
+                      <a:avLst/>
+                    </a:prstGeom>
+                  </pic:spPr>
+                </pic:pic>
+              </a:graphicData>
+            </a:graphic>
+          </wp:inline>
+        </w:drawing>
+      </w:r>
+    </w:p>
+    <w:p>
+      <w:pPr>
+        <w:spacing w:after="0" w:line="360" w:lineRule="auto"/>
+        <w:jc w:val="center"/>
+        <w:rPr>
+          <w:rFonts w:ascii="Times New Roman" w:eastAsiaTheme="minorEastAsia" w:hAnsi="Times New Roman" w:cs="Times New Roman"/>
+          <w:iCs/>
+          <w:sz w:val="28"/>
+          <w:szCs w:val="28"/>
+        </w:rPr>
+      </w:pPr>
+      <w:r>
+        <w:rPr>
+          <w:rFonts w:ascii="Times New Roman" w:hAnsi="Times New Roman" w:cs="Times New Roman"/>
+          <w:iCs/>
+          <w:sz w:val="28"/>
+          <w:szCs w:val="28"/>
+        </w:rPr>
+        <w:t xml:space="preserve">Рисунок </w:t>
+      </w:r>
+      <w:r>
+        <w:rPr>
+          <w:rFonts w:ascii="Times New Roman" w:hAnsi="Times New Roman" w:cs="Times New Roman"/>
+          <w:iCs/>
+          <w:sz w:val="28"/>
+          <w:szCs w:val="28"/>
+          <w:lang w:val="en-US"/>
+        </w:rPr>
+        <w:t>8</w:t>
+      </w:r>
+      <w:r>
+        <w:rPr>
+          <w:rFonts w:ascii="Times New Roman" w:hAnsi="Times New Roman" w:cs="Times New Roman"/>
+          <w:iCs/>
+          <w:sz w:val="28"/>
+          <w:szCs w:val="28"/>
+        </w:rPr>
+        <w:t xml:space="preserve"> – </w:t>
+      </w:r>
+      <m:oMath>
+        <m:sSub>
+          <m:sSubPr>
+            <m:ctrlPr>
+              <w:rPr>
+                <w:rFonts w:ascii="Cambria Math" w:hAnsi="Cambria Math" w:cs="Times New Roman"/>
+                <w:i/>
+                <w:iCs/>
+                <w:sz w:val="28"/>
+                <w:szCs w:val="28"/>
+              </w:rPr>
+            </m:ctrlPr>
+          </m:sSubPr>
+          <m:e>
+            <m:r>
+              <w:rPr>
+                <w:rFonts w:ascii="Cambria Math" w:hAnsi="Cambria Math" w:cs="Times New Roman"/>
+                <w:sz w:val="28"/>
+                <w:szCs w:val="28"/>
+              </w:rPr>
+              <m:t>y</m:t>
+            </m:r>
+          </m:e>
+          <m:sub>
+            <m:r>
+              <w:rPr>
+                <w:rFonts w:ascii="Cambria Math" w:hAnsi="Cambria Math" w:cs="Times New Roman"/>
+                <w:sz w:val="28"/>
+                <w:szCs w:val="28"/>
+              </w:rPr>
+              <m:t>0</m:t>
+            </m:r>
+          </m:sub>
+        </m:sSub>
+        <m:r>
+          <w:rPr>
+            <w:rFonts w:ascii="Cambria Math" w:hAnsi="Cambria Math" w:cs="Times New Roman"/>
+            <w:sz w:val="28"/>
+            <w:szCs w:val="28"/>
+          </w:rPr>
+          <m:t>=0.7</m:t>
+        </m:r>
+      </m:oMath>
+    </w:p>
+    <w:p>
+      <w:pPr>
+        <w:spacing w:after="0" w:line="360" w:lineRule="auto"/>
+        <w:jc w:val="center"/>
+        <w:rPr>
+          <w:rFonts w:ascii="Times New Roman" w:eastAsiaTheme="minorEastAsia" w:hAnsi="Times New Roman" w:cs="Times New Roman"/>
+          <w:iCs/>
+          <w:sz w:val="28"/>
+          <w:szCs w:val="28"/>
+        </w:rPr>
+      </w:pPr>
+      <w:r>
+        <w:rPr>
+          <w:rFonts w:ascii="Times New Roman" w:eastAsiaTheme="minorEastAsia" w:hAnsi="Times New Roman" w:cs="Times New Roman"/>
+          <w:iCs/>
+          <w:sz w:val="28"/>
+          <w:szCs w:val="28"/>
+        </w:rPr>
+        <w:lastRenderedPageBreak/>
+        <w:drawing>
+          <wp:inline distT="0" distB="0" distL="0" distR="0" wp14:anchorId="4B12DE32" wp14:editId="6DEDA055">
+            <wp:extent cx="5541707" cy="5413647"/>
+            <wp:effectExtent l="0" t="0" r="1905" b="0"/>
+            <wp:docPr id="25" name="Рисунок 25"/>
             <wp:cNvGraphicFramePr>
               <a:graphicFrameLocks xmlns:a="http://schemas.openxmlformats.org/drawingml/2006/main" noChangeAspect="1"/>
             </wp:cNvGraphicFramePr>
@@ -15785,7 +15822,7 @@
                   <pic:spPr>
                     <a:xfrm>
                       <a:off x="0" y="0"/>
-                      <a:ext cx="4121698" cy="3911819"/>
+                      <a:ext cx="5545592" cy="5417443"/>
                     </a:xfrm>
                     <a:prstGeom prst="rect">
                       <a:avLst/>
@@ -15824,7 +15861,6 @@
           <w:iCs/>
           <w:sz w:val="28"/>
           <w:szCs w:val="28"/>
-          <w:lang w:val="en-US"/>
         </w:rPr>
         <w:t>9</w:t>
       </w:r>
@@ -15885,7 +15921,7 @@
             <w:sz w:val="28"/>
             <w:szCs w:val="28"/>
           </w:rPr>
-          <m:t>5</m:t>
+          <m:t>9</m:t>
         </m:r>
       </m:oMath>
       <w:r>
@@ -16155,7 +16191,27 @@
           <w:sz w:val="28"/>
           <w:szCs w:val="28"/>
         </w:rPr>
-        <w:t xml:space="preserve"> было выявлено влияние на частоту колебаний волны. С увеличением параметра увеличивается и частота колебаний. </w:t>
+        <w:t xml:space="preserve"> было выявлено влияние на частоту колебаний волны. С увеличением параметра увеличив</w:t>
+      </w:r>
+      <w:proofErr w:type="spellStart"/>
+      <w:r>
+        <w:rPr>
+          <w:rFonts w:ascii="Times New Roman" w:eastAsiaTheme="minorEastAsia" w:hAnsi="Times New Roman" w:cs="Times New Roman"/>
+          <w:bCs/>
+          <w:sz w:val="28"/>
+          <w:szCs w:val="28"/>
+        </w:rPr>
+        <w:t>ается</w:t>
+      </w:r>
+      <w:proofErr w:type="spellEnd"/>
+      <w:r>
+        <w:rPr>
+          <w:rFonts w:ascii="Times New Roman" w:eastAsiaTheme="minorEastAsia" w:hAnsi="Times New Roman" w:cs="Times New Roman"/>
+          <w:bCs/>
+          <w:sz w:val="28"/>
+          <w:szCs w:val="28"/>
+        </w:rPr>
+        <w:t xml:space="preserve"> и частота колебаний. </w:t>
       </w:r>
     </w:p>
     <w:p>
@@ -16799,7 +16855,7 @@
   <w:style w:type="paragraph" w:default="1" w:styleId="a">
     <w:name w:val="Normal"/>
     <w:qFormat/>
-    <w:rsid w:val="00D11834"/>
+    <w:rsid w:val="00DC1487"/>
     <w:pPr>
       <w:spacing w:line="256" w:lineRule="auto"/>
     </w:pPr>
